--- a/CÔNG TY TNHH VIỆT PHÚC VINA/VietPhuc_ThanhLapMoi/GIẤY ĐỀ NGHỊ_Mẫu số 2_DA_DIEN.docx
+++ b/CÔNG TY TNHH VIỆT PHÚC VINA/VietPhuc_ThanhLapMoi/GIẤY ĐỀ NGHỊ_Mẫu số 2_DA_DIEN.docx
@@ -460,6 +460,14 @@
           <w:szCs w:val="26"/>
         </w:rPr>
         <w:t xml:space="preserve">Số định danh cá nhân: </w:t>
+      </w:r>
+      <w:r>
+        <w:rPr>
+          <w:rFonts w:ascii="Times New Roman" w:eastAsia="Times New Roman" w:hAnsi="Times New Roman" w:cs="Times New Roman"/>
+          <w:sz w:val="26"/>
+          <w:szCs w:val="26"/>
+        </w:rPr>
+        <w:t>279177900197</w:t>
       </w:r>
     </w:p>
     <w:p>
@@ -6351,41 +6359,58 @@
     </w:p>
     <w:tbl>
       <w:tblPr>
-        <w:tblStyle w:val="TableGrid2"/>
-        <w:tblW w:w="0" w:type="auto"/>
-        <w:jc w:val="center"/>
+        <w:tblStyle w:val="TableGrid3"/>
+        <w:tblW w:w="9360" w:type="dxa"/>
+        <w:tblInd w:w="120" w:type="dxa"/>
+        <w:tblBorders>
+          <w:top w:val="single" w:sz="6" w:space="0" w:color="AAB7C4"/>
+          <w:left w:val="single" w:sz="6" w:space="0" w:color="AAB7C4"/>
+          <w:bottom w:val="single" w:sz="6" w:space="0" w:color="AAB7C4"/>
+          <w:right w:val="single" w:sz="6" w:space="0" w:color="AAB7C4"/>
+          <w:insideH w:val="single" w:sz="6" w:space="0" w:color="AAB7C4"/>
+          <w:insideV w:val="single" w:sz="6" w:space="0" w:color="AAB7C4"/>
+        </w:tblBorders>
+        <w:tblLayout w:type="fixed"/>
         <w:tblLook w:val="04A0" w:firstRow="1" w:lastRow="0" w:firstColumn="1" w:lastColumn="0" w:noHBand="0" w:noVBand="1"/>
       </w:tblPr>
       <w:tblGrid>
-        <w:gridCol w:w="754"/>
-        <w:gridCol w:w="1195"/>
-        <w:gridCol w:w="5892"/>
-        <w:gridCol w:w="1787"/>
+        <w:gridCol w:w="600"/>
+        <w:gridCol w:w="1100"/>
+        <w:gridCol w:w="6420"/>
+        <w:gridCol w:w="1240"/>
       </w:tblGrid>
       <w:tr>
         <w:trPr>
           <w:tblHeader/>
-          <w:jc w:val="center"/>
         </w:trPr>
         <w:tc>
           <w:tcPr>
-            <w:tcW w:w="754" w:type="dxa"/>
-            <w:shd w:val="clear" w:color="auto" w:fill="D9D9D9"/>
+            <w:tcW w:w="600" w:type="dxa"/>
+            <w:shd w:val="clear" w:color="auto" w:fill="E8EEF5"/>
+            <w:tcMar>
+              <w:top w:w="80" w:type="dxa"/>
+              <w:left w:w="120" w:type="dxa"/>
+              <w:bottom w:w="80" w:type="dxa"/>
+              <w:right w:w="120" w:type="dxa"/>
+            </w:tcMar>
             <w:vAlign w:val="center"/>
           </w:tcPr>
           <w:p>
             <w:pPr>
+              <w:spacing w:line="252" w:lineRule="auto"/>
               <w:jc w:val="center"/>
               <w:rPr>
-                <w:rFonts w:ascii="Times New Roman" w:eastAsia="Times New Roman" w:hAnsi="Times New Roman"/>
+                <w:rFonts w:ascii="Times New Roman" w:hAnsi="Times New Roman" w:cs="Times New Roman"/>
                 <w:sz w:val="24"/>
-              </w:rPr>
-            </w:pPr>
-            <w:r>
-              <w:rPr>
-                <w:rFonts w:ascii="Times New Roman" w:eastAsia="Times New Roman" w:hAnsi="Times New Roman"/>
+                <w:szCs w:val="24"/>
+              </w:rPr>
+            </w:pPr>
+            <w:r>
+              <w:rPr>
+                <w:rFonts w:ascii="Times New Roman" w:eastAsia="Calibri" w:hAnsi="Times New Roman" w:cs="Times New Roman"/>
                 <w:b/>
                 <w:sz w:val="24"/>
+                <w:szCs w:val="24"/>
               </w:rPr>
               <w:t>STT</w:t>
             </w:r>
@@ -6393,71 +6418,108 @@
         </w:tc>
         <w:tc>
           <w:tcPr>
-            <w:tcW w:w="1195" w:type="dxa"/>
-            <w:shd w:val="clear" w:color="auto" w:fill="D9D9D9"/>
+            <w:tcW w:w="1100" w:type="dxa"/>
+            <w:shd w:val="clear" w:color="auto" w:fill="E8EEF5"/>
+            <w:tcMar>
+              <w:top w:w="80" w:type="dxa"/>
+              <w:left w:w="120" w:type="dxa"/>
+              <w:bottom w:w="80" w:type="dxa"/>
+              <w:right w:w="120" w:type="dxa"/>
+            </w:tcMar>
             <w:vAlign w:val="center"/>
           </w:tcPr>
           <w:p>
             <w:pPr>
+              <w:spacing w:line="252" w:lineRule="auto"/>
               <w:jc w:val="center"/>
               <w:rPr>
-                <w:rFonts w:ascii="Times New Roman" w:eastAsia="Times New Roman" w:hAnsi="Times New Roman"/>
+                <w:rFonts w:ascii="Times New Roman" w:hAnsi="Times New Roman" w:cs="Times New Roman"/>
                 <w:sz w:val="24"/>
-              </w:rPr>
-            </w:pPr>
-            <w:r>
-              <w:rPr>
-                <w:rFonts w:ascii="Times New Roman" w:eastAsia="Times New Roman" w:hAnsi="Times New Roman"/>
+                <w:szCs w:val="24"/>
+              </w:rPr>
+            </w:pPr>
+            <w:r>
+              <w:rPr>
+                <w:rFonts w:ascii="Times New Roman" w:eastAsia="Calibri" w:hAnsi="Times New Roman" w:cs="Times New Roman"/>
                 <w:b/>
                 <w:sz w:val="24"/>
-              </w:rPr>
-              <w:t>Mã Ngành</w:t>
-            </w:r>
-          </w:p>
-        </w:tc>
-        <w:tc>
-          <w:tcPr>
-            <w:tcW w:w="5892" w:type="dxa"/>
-            <w:shd w:val="clear" w:color="auto" w:fill="D9D9D9"/>
+                <w:szCs w:val="24"/>
+              </w:rPr>
+              <w:t>Mã ngành</w:t>
+            </w:r>
+          </w:p>
+        </w:tc>
+        <w:tc>
+          <w:tcPr>
+            <w:tcW w:w="6420" w:type="dxa"/>
+            <w:shd w:val="clear" w:color="auto" w:fill="E8EEF5"/>
+            <w:tcMar>
+              <w:top w:w="80" w:type="dxa"/>
+              <w:left w:w="120" w:type="dxa"/>
+              <w:bottom w:w="80" w:type="dxa"/>
+              <w:right w:w="120" w:type="dxa"/>
+            </w:tcMar>
             <w:vAlign w:val="center"/>
           </w:tcPr>
           <w:p>
             <w:pPr>
+              <w:spacing w:line="252" w:lineRule="auto"/>
               <w:jc w:val="center"/>
               <w:rPr>
-                <w:rFonts w:ascii="Times New Roman" w:eastAsia="Times New Roman" w:hAnsi="Times New Roman"/>
+                <w:rFonts w:ascii="Times New Roman" w:hAnsi="Times New Roman" w:cs="Times New Roman"/>
                 <w:sz w:val="24"/>
-              </w:rPr>
-            </w:pPr>
-            <w:r>
-              <w:rPr>
-                <w:rFonts w:ascii="Times New Roman" w:eastAsia="Times New Roman" w:hAnsi="Times New Roman"/>
+                <w:szCs w:val="24"/>
+              </w:rPr>
+            </w:pPr>
+            <w:r>
+              <w:rPr>
+                <w:rFonts w:ascii="Times New Roman" w:eastAsia="Calibri" w:hAnsi="Times New Roman" w:cs="Times New Roman"/>
                 <w:b/>
                 <w:sz w:val="24"/>
-              </w:rPr>
-              <w:t>Tên ngành (bao gồm chi tiết)</w:t>
-            </w:r>
-          </w:p>
-        </w:tc>
-        <w:tc>
-          <w:tcPr>
-            <w:tcW w:w="1787" w:type="dxa"/>
-            <w:shd w:val="clear" w:color="auto" w:fill="D9D9D9"/>
-            <w:vAlign w:val="center"/>
-          </w:tcPr>
-          <w:p>
-            <w:pPr>
-              <w:jc w:val="center"/>
-              <w:rPr>
-                <w:rFonts w:ascii="Times New Roman" w:eastAsia="Times New Roman" w:hAnsi="Times New Roman"/>
-                <w:sz w:val="24"/>
-              </w:rPr>
-            </w:pPr>
-            <w:r>
-              <w:rPr>
-                <w:rFonts w:ascii="Times New Roman" w:eastAsia="Times New Roman" w:hAnsi="Times New Roman"/>
+                <w:szCs w:val="24"/>
+              </w:rPr>
+              <w:t>Tên ngành</w:t>
+            </w:r>
+            <w:r>
+              <w:rPr>
+                <w:rFonts w:ascii="Times New Roman" w:eastAsia="Calibri" w:hAnsi="Times New Roman" w:cs="Times New Roman"/>
                 <w:b/>
                 <w:sz w:val="24"/>
+                <w:szCs w:val="24"/>
+              </w:rPr>
+              <w:br/>
+              <w:t>(bao gồm chi tiết)</w:t>
+            </w:r>
+          </w:p>
+        </w:tc>
+        <w:tc>
+          <w:tcPr>
+            <w:tcW w:w="1240" w:type="dxa"/>
+            <w:shd w:val="clear" w:color="auto" w:fill="E8EEF5"/>
+            <w:tcMar>
+              <w:top w:w="80" w:type="dxa"/>
+              <w:left w:w="120" w:type="dxa"/>
+              <w:bottom w:w="80" w:type="dxa"/>
+              <w:right w:w="120" w:type="dxa"/>
+            </w:tcMar>
+            <w:vAlign w:val="center"/>
+          </w:tcPr>
+          <w:p>
+            <w:pPr>
+              <w:spacing w:line="252" w:lineRule="auto"/>
+              <w:jc w:val="center"/>
+              <w:rPr>
+                <w:rFonts w:ascii="Times New Roman" w:hAnsi="Times New Roman" w:cs="Times New Roman"/>
+                <w:sz w:val="24"/>
+                <w:szCs w:val="24"/>
+              </w:rPr>
+            </w:pPr>
+            <w:r>
+              <w:rPr>
+                <w:rFonts w:ascii="Times New Roman" w:eastAsia="Calibri" w:hAnsi="Times New Roman" w:cs="Times New Roman"/>
+                <w:b/>
+                <w:sz w:val="24"/>
+                <w:szCs w:val="24"/>
               </w:rPr>
               <w:t>Ngành chính</w:t>
             </w:r>
@@ -6465,656 +6527,1934 @@
         </w:tc>
       </w:tr>
       <w:tr>
-        <w:trPr>
-          <w:jc w:val="center"/>
-        </w:trPr>
-        <w:tc>
-          <w:tcPr>
-            <w:tcW w:w="754" w:type="dxa"/>
-          </w:tcPr>
-          <w:p>
-            <w:pPr>
-              <w:rPr>
-                <w:rFonts w:ascii="Times New Roman" w:hAnsi="Times New Roman"/>
-              </w:rPr>
-            </w:pPr>
-            <w:r>
+        <w:tc>
+          <w:tcPr>
+            <w:tcW w:w="600" w:type="dxa"/>
+            <w:tcMar>
+              <w:top w:w="80" w:type="dxa"/>
+              <w:left w:w="120" w:type="dxa"/>
+              <w:bottom w:w="80" w:type="dxa"/>
+              <w:right w:w="120" w:type="dxa"/>
+            </w:tcMar>
+            <w:vAlign w:val="center"/>
+          </w:tcPr>
+          <w:p>
+            <w:pPr>
+              <w:spacing w:line="252" w:lineRule="auto"/>
+              <w:jc w:val="center"/>
+              <w:rPr>
+                <w:rFonts w:ascii="Times New Roman" w:hAnsi="Times New Roman" w:cs="Times New Roman"/>
+                <w:sz w:val="24"/>
+                <w:szCs w:val="24"/>
+              </w:rPr>
+            </w:pPr>
+            <w:r>
+              <w:rPr>
+                <w:rFonts w:ascii="Times New Roman" w:eastAsia="Calibri" w:hAnsi="Times New Roman" w:cs="Times New Roman"/>
+                <w:sz w:val="24"/>
+                <w:szCs w:val="24"/>
+              </w:rPr>
               <w:t>1</w:t>
             </w:r>
           </w:p>
         </w:tc>
         <w:tc>
           <w:tcPr>
-            <w:tcW w:w="1195" w:type="dxa"/>
-          </w:tcPr>
-          <w:p>
-            <w:pPr>
-              <w:rPr>
-                <w:rFonts w:ascii="Times New Roman" w:hAnsi="Times New Roman"/>
-              </w:rPr>
-            </w:pPr>
-            <w:r>
-              <w:t>5610</w:t>
-            </w:r>
-          </w:p>
-        </w:tc>
-        <w:tc>
-          <w:tcPr>
-            <w:tcW w:w="5892" w:type="dxa"/>
-          </w:tcPr>
-          <w:p>
-            <w:pPr>
-              <w:rPr>
-                <w:rFonts w:ascii="Times New Roman" w:hAnsi="Times New Roman"/>
-                <w:sz w:val="26"/>
-                <w:szCs w:val="26"/>
-              </w:rPr>
-            </w:pPr>
-            <w:r>
-              <w:t>Nhà hàng và các dịch vụ ăn uống phục vụ lưu động</w:t>
-            </w:r>
-          </w:p>
-        </w:tc>
-        <w:tc>
-          <w:tcPr>
-            <w:tcW w:w="1787" w:type="dxa"/>
+            <w:tcW w:w="1100" w:type="dxa"/>
+            <w:tcMar>
+              <w:top w:w="80" w:type="dxa"/>
+              <w:left w:w="120" w:type="dxa"/>
+              <w:bottom w:w="80" w:type="dxa"/>
+              <w:right w:w="120" w:type="dxa"/>
+            </w:tcMar>
             <w:vAlign w:val="center"/>
           </w:tcPr>
           <w:p>
-            <w:r>
-              <w:t>X</w:t>
-            </w:r>
+            <w:pPr>
+              <w:spacing w:line="252" w:lineRule="auto"/>
+              <w:jc w:val="center"/>
+              <w:rPr>
+                <w:rFonts w:ascii="Times New Roman" w:hAnsi="Times New Roman" w:cs="Times New Roman"/>
+                <w:sz w:val="24"/>
+                <w:szCs w:val="24"/>
+              </w:rPr>
+            </w:pPr>
+            <w:r>
+              <w:rPr>
+                <w:rFonts w:ascii="Times New Roman" w:eastAsia="Calibri" w:hAnsi="Times New Roman" w:cs="Times New Roman"/>
+                <w:sz w:val="24"/>
+                <w:szCs w:val="24"/>
+              </w:rPr>
+              <w:t>2592</w:t>
+            </w:r>
+          </w:p>
+        </w:tc>
+        <w:tc>
+          <w:tcPr>
+            <w:tcW w:w="6420" w:type="dxa"/>
+            <w:tcMar>
+              <w:top w:w="80" w:type="dxa"/>
+              <w:left w:w="120" w:type="dxa"/>
+              <w:bottom w:w="80" w:type="dxa"/>
+              <w:right w:w="120" w:type="dxa"/>
+            </w:tcMar>
+          </w:tcPr>
+          <w:p>
+            <w:pPr>
+              <w:spacing w:after="40" w:line="276" w:lineRule="auto"/>
+              <w:rPr>
+                <w:rFonts w:ascii="Times New Roman" w:hAnsi="Times New Roman" w:cs="Times New Roman"/>
+                <w:sz w:val="24"/>
+                <w:szCs w:val="24"/>
+              </w:rPr>
+            </w:pPr>
+            <w:r>
+              <w:rPr>
+                <w:rFonts w:ascii="Times New Roman" w:eastAsia="Calibri" w:hAnsi="Times New Roman" w:cs="Times New Roman"/>
+                <w:b/>
+                <w:sz w:val="24"/>
+                <w:szCs w:val="24"/>
+              </w:rPr>
+              <w:t>Gia công cơ khí; xử lý và tráng phủ kim loại</w:t>
+            </w:r>
+          </w:p>
+          <w:p>
+            <w:pPr>
+              <w:spacing w:after="20" w:line="276" w:lineRule="auto"/>
+              <w:rPr>
+                <w:rFonts w:ascii="Times New Roman" w:hAnsi="Times New Roman" w:cs="Times New Roman"/>
+                <w:sz w:val="24"/>
+                <w:szCs w:val="24"/>
+              </w:rPr>
+            </w:pPr>
+            <w:r>
+              <w:rPr>
+                <w:rFonts w:ascii="Times New Roman" w:eastAsia="Calibri" w:hAnsi="Times New Roman" w:cs="Times New Roman"/>
+                <w:b/>
+                <w:i/>
+                <w:sz w:val="24"/>
+                <w:szCs w:val="24"/>
+              </w:rPr>
+              <w:t>Chi tiết:</w:t>
+            </w:r>
+          </w:p>
+          <w:p>
+            <w:pPr>
+              <w:numPr>
+                <w:ilvl w:val="0"/>
+                <w:numId w:val="2"/>
+              </w:numPr>
+              <w:spacing w:after="80" w:line="300" w:lineRule="auto"/>
+              <w:contextualSpacing/>
+              <w:rPr>
+                <w:rFonts w:ascii="Times New Roman" w:hAnsi="Times New Roman" w:cs="Times New Roman"/>
+                <w:sz w:val="24"/>
+                <w:szCs w:val="24"/>
+              </w:rPr>
+            </w:pPr>
+            <w:r>
+              <w:rPr>
+                <w:rFonts w:ascii="Times New Roman" w:eastAsia="Calibri" w:hAnsi="Times New Roman" w:cs="Times New Roman"/>
+                <w:sz w:val="24"/>
+                <w:szCs w:val="24"/>
+              </w:rPr>
+              <w:t>Gia công khuôn mẫu các loại</w:t>
+            </w:r>
+          </w:p>
+          <w:p>
+            <w:pPr>
+              <w:numPr>
+                <w:ilvl w:val="0"/>
+                <w:numId w:val="2"/>
+              </w:numPr>
+              <w:spacing w:after="80" w:line="300" w:lineRule="auto"/>
+              <w:contextualSpacing/>
+              <w:rPr>
+                <w:rFonts w:ascii="Times New Roman" w:hAnsi="Times New Roman" w:cs="Times New Roman"/>
+                <w:sz w:val="24"/>
+                <w:szCs w:val="24"/>
+              </w:rPr>
+            </w:pPr>
+            <w:r>
+              <w:rPr>
+                <w:rFonts w:ascii="Times New Roman" w:eastAsia="Calibri" w:hAnsi="Times New Roman" w:cs="Times New Roman"/>
+                <w:sz w:val="24"/>
+                <w:szCs w:val="24"/>
+              </w:rPr>
+              <w:t>Gia công bàn in băng chuyền ,băng tải bồn sấy.</w:t>
+            </w:r>
+          </w:p>
+          <w:p>
+            <w:pPr>
+              <w:numPr>
+                <w:ilvl w:val="0"/>
+                <w:numId w:val="2"/>
+              </w:numPr>
+              <w:spacing w:after="80" w:line="300" w:lineRule="auto"/>
+              <w:contextualSpacing/>
+              <w:rPr>
+                <w:rFonts w:ascii="Times New Roman" w:hAnsi="Times New Roman" w:cs="Times New Roman"/>
+                <w:sz w:val="24"/>
+                <w:szCs w:val="24"/>
+              </w:rPr>
+            </w:pPr>
+            <w:r>
+              <w:rPr>
+                <w:rFonts w:ascii="Times New Roman" w:eastAsia="Calibri" w:hAnsi="Times New Roman" w:cs="Times New Roman"/>
+                <w:sz w:val="24"/>
+                <w:szCs w:val="24"/>
+              </w:rPr>
+              <w:t>Tiện, phay, bào, hàn, cắt, mài, đục.</w:t>
+            </w:r>
+          </w:p>
+          <w:p>
+            <w:pPr>
+              <w:numPr>
+                <w:ilvl w:val="0"/>
+                <w:numId w:val="2"/>
+              </w:numPr>
+              <w:spacing w:after="80" w:line="300" w:lineRule="auto"/>
+              <w:contextualSpacing/>
+              <w:rPr>
+                <w:rFonts w:ascii="Times New Roman" w:hAnsi="Times New Roman" w:cs="Times New Roman"/>
+                <w:sz w:val="24"/>
+                <w:szCs w:val="24"/>
+              </w:rPr>
+            </w:pPr>
+            <w:r>
+              <w:rPr>
+                <w:rFonts w:ascii="Times New Roman" w:eastAsia="Calibri" w:hAnsi="Times New Roman" w:cs="Times New Roman"/>
+                <w:sz w:val="24"/>
+                <w:szCs w:val="24"/>
+              </w:rPr>
+              <w:t>Gia công và lắp đặt ngói thép màu</w:t>
+            </w:r>
+          </w:p>
+        </w:tc>
+        <w:tc>
+          <w:tcPr>
+            <w:tcW w:w="1240" w:type="dxa"/>
+            <w:tcMar>
+              <w:top w:w="80" w:type="dxa"/>
+              <w:left w:w="120" w:type="dxa"/>
+              <w:bottom w:w="80" w:type="dxa"/>
+              <w:right w:w="120" w:type="dxa"/>
+            </w:tcMar>
+            <w:vAlign w:val="center"/>
+          </w:tcPr>
+          <w:p>
+            <w:pPr>
+              <w:spacing w:line="252" w:lineRule="auto"/>
+              <w:jc w:val="center"/>
+              <w:rPr>
+                <w:rFonts w:ascii="Times New Roman" w:hAnsi="Times New Roman" w:cs="Times New Roman"/>
+                <w:sz w:val="24"/>
+                <w:szCs w:val="24"/>
+              </w:rPr>
+            </w:pPr>
           </w:p>
         </w:tc>
       </w:tr>
       <w:tr>
-        <w:trPr>
-          <w:jc w:val="center"/>
-        </w:trPr>
-        <w:tc>
-          <w:tcPr>
-            <w:tcW w:w="754" w:type="dxa"/>
-          </w:tcPr>
-          <w:p>
-            <w:pPr>
-              <w:rPr>
-                <w:rFonts w:ascii="Times New Roman" w:hAnsi="Times New Roman"/>
-              </w:rPr>
-            </w:pPr>
-            <w:r>
+        <w:tc>
+          <w:tcPr>
+            <w:tcW w:w="600" w:type="dxa"/>
+            <w:shd w:val="clear" w:color="auto" w:fill="F3F7FB"/>
+            <w:tcMar>
+              <w:top w:w="80" w:type="dxa"/>
+              <w:left w:w="120" w:type="dxa"/>
+              <w:bottom w:w="80" w:type="dxa"/>
+              <w:right w:w="120" w:type="dxa"/>
+            </w:tcMar>
+            <w:vAlign w:val="center"/>
+          </w:tcPr>
+          <w:p>
+            <w:pPr>
+              <w:spacing w:line="252" w:lineRule="auto"/>
+              <w:jc w:val="center"/>
+              <w:rPr>
+                <w:rFonts w:ascii="Times New Roman" w:hAnsi="Times New Roman" w:cs="Times New Roman"/>
+                <w:sz w:val="24"/>
+                <w:szCs w:val="24"/>
+              </w:rPr>
+            </w:pPr>
+            <w:r>
+              <w:rPr>
+                <w:rFonts w:ascii="Times New Roman" w:eastAsia="Calibri" w:hAnsi="Times New Roman" w:cs="Times New Roman"/>
+                <w:sz w:val="24"/>
+                <w:szCs w:val="24"/>
+              </w:rPr>
               <w:t>2</w:t>
             </w:r>
           </w:p>
         </w:tc>
         <w:tc>
           <w:tcPr>
-            <w:tcW w:w="1195" w:type="dxa"/>
-          </w:tcPr>
-          <w:p>
-            <w:pPr>
-              <w:rPr>
-                <w:rFonts w:ascii="Times New Roman" w:hAnsi="Times New Roman"/>
-              </w:rPr>
-            </w:pPr>
-            <w:r>
-              <w:t>5621</w:t>
-            </w:r>
-          </w:p>
-        </w:tc>
-        <w:tc>
-          <w:tcPr>
-            <w:tcW w:w="5892" w:type="dxa"/>
-          </w:tcPr>
-          <w:p>
-            <w:pPr>
-              <w:rPr>
-                <w:rFonts w:ascii="Times New Roman" w:hAnsi="Times New Roman"/>
-                <w:sz w:val="26"/>
-                <w:szCs w:val="26"/>
-              </w:rPr>
-            </w:pPr>
-            <w:r>
-              <w:t>Cung cấp dịch vụ ăn uống theo hợp đồng không thường xuyên với khách hàng</w:t>
-            </w:r>
-          </w:p>
-        </w:tc>
-        <w:tc>
-          <w:tcPr>
-            <w:tcW w:w="1787" w:type="dxa"/>
+            <w:tcW w:w="1100" w:type="dxa"/>
+            <w:shd w:val="clear" w:color="auto" w:fill="F3F7FB"/>
+            <w:tcMar>
+              <w:top w:w="80" w:type="dxa"/>
+              <w:left w:w="120" w:type="dxa"/>
+              <w:bottom w:w="80" w:type="dxa"/>
+              <w:right w:w="120" w:type="dxa"/>
+            </w:tcMar>
             <w:vAlign w:val="center"/>
           </w:tcPr>
-          <w:p/>
+          <w:p>
+            <w:pPr>
+              <w:spacing w:line="252" w:lineRule="auto"/>
+              <w:jc w:val="center"/>
+              <w:rPr>
+                <w:rFonts w:ascii="Times New Roman" w:hAnsi="Times New Roman" w:cs="Times New Roman"/>
+                <w:sz w:val="24"/>
+                <w:szCs w:val="24"/>
+              </w:rPr>
+            </w:pPr>
+            <w:r>
+              <w:rPr>
+                <w:rFonts w:ascii="Times New Roman" w:eastAsia="Calibri" w:hAnsi="Times New Roman" w:cs="Times New Roman"/>
+                <w:sz w:val="24"/>
+                <w:szCs w:val="24"/>
+              </w:rPr>
+              <w:t>2599</w:t>
+            </w:r>
+          </w:p>
+        </w:tc>
+        <w:tc>
+          <w:tcPr>
+            <w:tcW w:w="6420" w:type="dxa"/>
+            <w:shd w:val="clear" w:color="auto" w:fill="F3F7FB"/>
+            <w:tcMar>
+              <w:top w:w="80" w:type="dxa"/>
+              <w:left w:w="120" w:type="dxa"/>
+              <w:bottom w:w="80" w:type="dxa"/>
+              <w:right w:w="120" w:type="dxa"/>
+            </w:tcMar>
+          </w:tcPr>
+          <w:p>
+            <w:pPr>
+              <w:spacing w:after="40" w:line="276" w:lineRule="auto"/>
+              <w:rPr>
+                <w:rFonts w:ascii="Times New Roman" w:hAnsi="Times New Roman" w:cs="Times New Roman"/>
+                <w:sz w:val="24"/>
+                <w:szCs w:val="24"/>
+              </w:rPr>
+            </w:pPr>
+            <w:r>
+              <w:rPr>
+                <w:rFonts w:ascii="Times New Roman" w:eastAsia="Calibri" w:hAnsi="Times New Roman" w:cs="Times New Roman"/>
+                <w:b/>
+                <w:sz w:val="24"/>
+                <w:szCs w:val="24"/>
+              </w:rPr>
+              <w:t>Sản xuất sản phẩm khác bằng kim loại chưa được phân vào đâu</w:t>
+            </w:r>
+          </w:p>
+          <w:p>
+            <w:pPr>
+              <w:spacing w:after="20" w:line="276" w:lineRule="auto"/>
+              <w:rPr>
+                <w:rFonts w:ascii="Times New Roman" w:hAnsi="Times New Roman" w:cs="Times New Roman"/>
+                <w:sz w:val="24"/>
+                <w:szCs w:val="24"/>
+              </w:rPr>
+            </w:pPr>
+            <w:r>
+              <w:rPr>
+                <w:rFonts w:ascii="Times New Roman" w:eastAsia="Calibri" w:hAnsi="Times New Roman" w:cs="Times New Roman"/>
+                <w:b/>
+                <w:i/>
+                <w:sz w:val="24"/>
+                <w:szCs w:val="24"/>
+              </w:rPr>
+              <w:t>Chi tiết:</w:t>
+            </w:r>
+          </w:p>
+          <w:p>
+            <w:pPr>
+              <w:spacing w:line="276" w:lineRule="auto"/>
+              <w:rPr>
+                <w:rFonts w:ascii="Times New Roman" w:hAnsi="Times New Roman" w:cs="Times New Roman"/>
+                <w:sz w:val="24"/>
+                <w:szCs w:val="24"/>
+              </w:rPr>
+            </w:pPr>
+            <w:r>
+              <w:rPr>
+                <w:rFonts w:ascii="Times New Roman" w:eastAsia="Calibri" w:hAnsi="Times New Roman" w:cs="Times New Roman"/>
+                <w:sz w:val="24"/>
+                <w:szCs w:val="24"/>
+              </w:rPr>
+              <w:t>Sản xuất hàng ngũ kim các loại</w:t>
+            </w:r>
+          </w:p>
+        </w:tc>
+        <w:tc>
+          <w:tcPr>
+            <w:tcW w:w="1240" w:type="dxa"/>
+            <w:shd w:val="clear" w:color="auto" w:fill="F3F7FB"/>
+            <w:tcMar>
+              <w:top w:w="80" w:type="dxa"/>
+              <w:left w:w="120" w:type="dxa"/>
+              <w:bottom w:w="80" w:type="dxa"/>
+              <w:right w:w="120" w:type="dxa"/>
+            </w:tcMar>
+            <w:vAlign w:val="center"/>
+          </w:tcPr>
+          <w:p>
+            <w:pPr>
+              <w:spacing w:line="252" w:lineRule="auto"/>
+              <w:jc w:val="center"/>
+              <w:rPr>
+                <w:rFonts w:ascii="Times New Roman" w:hAnsi="Times New Roman" w:cs="Times New Roman"/>
+                <w:sz w:val="24"/>
+                <w:szCs w:val="24"/>
+              </w:rPr>
+            </w:pPr>
+            <w:r>
+              <w:rPr>
+                <w:rFonts w:ascii="Times New Roman" w:eastAsia="Calibri" w:hAnsi="Times New Roman" w:cs="Times New Roman"/>
+                <w:b/>
+                <w:sz w:val="24"/>
+                <w:szCs w:val="24"/>
+              </w:rPr>
+              <w:t>X</w:t>
+            </w:r>
+          </w:p>
         </w:tc>
       </w:tr>
       <w:tr>
-        <w:trPr>
-          <w:jc w:val="center"/>
-        </w:trPr>
-        <w:tc>
-          <w:tcPr>
-            <w:tcW w:w="754" w:type="dxa"/>
-          </w:tcPr>
-          <w:p>
-            <w:pPr>
-              <w:rPr>
-                <w:rFonts w:ascii="Times New Roman" w:hAnsi="Times New Roman"/>
-              </w:rPr>
-            </w:pPr>
-            <w:r>
+        <w:tc>
+          <w:tcPr>
+            <w:tcW w:w="600" w:type="dxa"/>
+            <w:tcMar>
+              <w:top w:w="80" w:type="dxa"/>
+              <w:left w:w="120" w:type="dxa"/>
+              <w:bottom w:w="80" w:type="dxa"/>
+              <w:right w:w="120" w:type="dxa"/>
+            </w:tcMar>
+            <w:vAlign w:val="center"/>
+          </w:tcPr>
+          <w:p>
+            <w:pPr>
+              <w:spacing w:line="252" w:lineRule="auto"/>
+              <w:jc w:val="center"/>
+              <w:rPr>
+                <w:rFonts w:ascii="Times New Roman" w:hAnsi="Times New Roman" w:cs="Times New Roman"/>
+                <w:sz w:val="24"/>
+                <w:szCs w:val="24"/>
+              </w:rPr>
+            </w:pPr>
+            <w:r>
+              <w:rPr>
+                <w:rFonts w:ascii="Times New Roman" w:eastAsia="Calibri" w:hAnsi="Times New Roman" w:cs="Times New Roman"/>
+                <w:sz w:val="24"/>
+                <w:szCs w:val="24"/>
+              </w:rPr>
               <w:t>3</w:t>
             </w:r>
           </w:p>
         </w:tc>
         <w:tc>
           <w:tcPr>
-            <w:tcW w:w="1195" w:type="dxa"/>
-          </w:tcPr>
-          <w:p>
-            <w:pPr>
-              <w:rPr>
-                <w:rFonts w:ascii="Times New Roman" w:hAnsi="Times New Roman"/>
-              </w:rPr>
-            </w:pPr>
-            <w:r>
-              <w:t>5629</w:t>
-            </w:r>
-          </w:p>
-        </w:tc>
-        <w:tc>
-          <w:tcPr>
-            <w:tcW w:w="5892" w:type="dxa"/>
-          </w:tcPr>
-          <w:p>
-            <w:pPr>
-              <w:rPr>
-                <w:rFonts w:ascii="Times New Roman" w:hAnsi="Times New Roman"/>
-                <w:sz w:val="26"/>
-                <w:szCs w:val="26"/>
-              </w:rPr>
-            </w:pPr>
-            <w:r>
-              <w:t>Dịch vụ ăn uống khác</w:t>
-            </w:r>
-          </w:p>
-        </w:tc>
-        <w:tc>
-          <w:tcPr>
-            <w:tcW w:w="1787" w:type="dxa"/>
+            <w:tcW w:w="1100" w:type="dxa"/>
+            <w:tcMar>
+              <w:top w:w="80" w:type="dxa"/>
+              <w:left w:w="120" w:type="dxa"/>
+              <w:bottom w:w="80" w:type="dxa"/>
+              <w:right w:w="120" w:type="dxa"/>
+            </w:tcMar>
             <w:vAlign w:val="center"/>
           </w:tcPr>
-          <w:p/>
+          <w:p>
+            <w:pPr>
+              <w:spacing w:line="252" w:lineRule="auto"/>
+              <w:jc w:val="center"/>
+              <w:rPr>
+                <w:rFonts w:ascii="Times New Roman" w:hAnsi="Times New Roman" w:cs="Times New Roman"/>
+                <w:sz w:val="24"/>
+                <w:szCs w:val="24"/>
+              </w:rPr>
+            </w:pPr>
+            <w:r>
+              <w:rPr>
+                <w:rFonts w:ascii="Times New Roman" w:eastAsia="Calibri" w:hAnsi="Times New Roman" w:cs="Times New Roman"/>
+                <w:sz w:val="24"/>
+                <w:szCs w:val="24"/>
+              </w:rPr>
+              <w:t>4299</w:t>
+            </w:r>
+          </w:p>
+        </w:tc>
+        <w:tc>
+          <w:tcPr>
+            <w:tcW w:w="6420" w:type="dxa"/>
+            <w:tcMar>
+              <w:top w:w="80" w:type="dxa"/>
+              <w:left w:w="120" w:type="dxa"/>
+              <w:bottom w:w="80" w:type="dxa"/>
+              <w:right w:w="120" w:type="dxa"/>
+            </w:tcMar>
+          </w:tcPr>
+          <w:p>
+            <w:pPr>
+              <w:spacing w:after="40" w:line="276" w:lineRule="auto"/>
+              <w:rPr>
+                <w:rFonts w:ascii="Times New Roman" w:hAnsi="Times New Roman" w:cs="Times New Roman"/>
+                <w:sz w:val="24"/>
+                <w:szCs w:val="24"/>
+              </w:rPr>
+            </w:pPr>
+            <w:r>
+              <w:rPr>
+                <w:rFonts w:ascii="Times New Roman" w:eastAsia="Calibri" w:hAnsi="Times New Roman" w:cs="Times New Roman"/>
+                <w:b/>
+                <w:sz w:val="24"/>
+                <w:szCs w:val="24"/>
+              </w:rPr>
+              <w:t>Xây dựng công trình kỹ thuật dân dụng khác</w:t>
+            </w:r>
+          </w:p>
+          <w:p>
+            <w:pPr>
+              <w:spacing w:after="20" w:line="276" w:lineRule="auto"/>
+              <w:rPr>
+                <w:rFonts w:ascii="Times New Roman" w:hAnsi="Times New Roman" w:cs="Times New Roman"/>
+                <w:sz w:val="24"/>
+                <w:szCs w:val="24"/>
+              </w:rPr>
+            </w:pPr>
+            <w:r>
+              <w:rPr>
+                <w:rFonts w:ascii="Times New Roman" w:eastAsia="Calibri" w:hAnsi="Times New Roman" w:cs="Times New Roman"/>
+                <w:b/>
+                <w:i/>
+                <w:sz w:val="24"/>
+                <w:szCs w:val="24"/>
+              </w:rPr>
+              <w:lastRenderedPageBreak/>
+              <w:t>Chi tiết:</w:t>
+            </w:r>
+          </w:p>
+          <w:p>
+            <w:pPr>
+              <w:spacing w:line="276" w:lineRule="auto"/>
+              <w:rPr>
+                <w:rFonts w:ascii="Times New Roman" w:hAnsi="Times New Roman" w:cs="Times New Roman"/>
+                <w:sz w:val="24"/>
+                <w:szCs w:val="24"/>
+              </w:rPr>
+            </w:pPr>
+            <w:r>
+              <w:rPr>
+                <w:rFonts w:ascii="Times New Roman" w:eastAsia="Calibri" w:hAnsi="Times New Roman" w:cs="Times New Roman"/>
+                <w:sz w:val="24"/>
+                <w:szCs w:val="24"/>
+              </w:rPr>
+              <w:t>Xây dựng, lắp đặt hệ thống nhôm, kính, inox công trình dân dụng và công nghiệp</w:t>
+            </w:r>
+          </w:p>
+        </w:tc>
+        <w:tc>
+          <w:tcPr>
+            <w:tcW w:w="1240" w:type="dxa"/>
+            <w:tcMar>
+              <w:top w:w="80" w:type="dxa"/>
+              <w:left w:w="120" w:type="dxa"/>
+              <w:bottom w:w="80" w:type="dxa"/>
+              <w:right w:w="120" w:type="dxa"/>
+            </w:tcMar>
+            <w:vAlign w:val="center"/>
+          </w:tcPr>
+          <w:p>
+            <w:pPr>
+              <w:spacing w:line="252" w:lineRule="auto"/>
+              <w:jc w:val="center"/>
+              <w:rPr>
+                <w:rFonts w:ascii="Times New Roman" w:hAnsi="Times New Roman" w:cs="Times New Roman"/>
+                <w:sz w:val="24"/>
+                <w:szCs w:val="24"/>
+              </w:rPr>
+            </w:pPr>
+          </w:p>
         </w:tc>
       </w:tr>
       <w:tr>
-        <w:trPr>
-          <w:jc w:val="center"/>
-        </w:trPr>
-        <w:tc>
-          <w:tcPr>
-            <w:tcW w:w="754" w:type="dxa"/>
-          </w:tcPr>
-          <w:p>
-            <w:pPr>
-              <w:rPr>
-                <w:rFonts w:ascii="Times New Roman" w:hAnsi="Times New Roman"/>
-              </w:rPr>
-            </w:pPr>
-            <w:r>
+        <w:tc>
+          <w:tcPr>
+            <w:tcW w:w="600" w:type="dxa"/>
+            <w:tcMar>
+              <w:top w:w="80" w:type="dxa"/>
+              <w:left w:w="120" w:type="dxa"/>
+              <w:bottom w:w="80" w:type="dxa"/>
+              <w:right w:w="120" w:type="dxa"/>
+            </w:tcMar>
+            <w:vAlign w:val="center"/>
+          </w:tcPr>
+          <w:p>
+            <w:pPr>
+              <w:spacing w:line="252" w:lineRule="auto"/>
+              <w:jc w:val="center"/>
+              <w:rPr>
+                <w:rFonts w:ascii="Times New Roman" w:hAnsi="Times New Roman" w:cs="Times New Roman"/>
+                <w:sz w:val="24"/>
+                <w:szCs w:val="24"/>
+              </w:rPr>
+            </w:pPr>
+            <w:r>
+              <w:rPr>
+                <w:rFonts w:ascii="Times New Roman" w:eastAsia="Calibri" w:hAnsi="Times New Roman" w:cs="Times New Roman"/>
+                <w:sz w:val="24"/>
+                <w:szCs w:val="24"/>
+              </w:rPr>
               <w:t>4</w:t>
             </w:r>
           </w:p>
         </w:tc>
         <w:tc>
           <w:tcPr>
-            <w:tcW w:w="1195" w:type="dxa"/>
-          </w:tcPr>
-          <w:p>
-            <w:pPr>
-              <w:rPr>
-                <w:rFonts w:ascii="Times New Roman" w:hAnsi="Times New Roman"/>
-              </w:rPr>
-            </w:pPr>
-            <w:r>
-              <w:t>5630</w:t>
-            </w:r>
-          </w:p>
-        </w:tc>
-        <w:tc>
-          <w:tcPr>
-            <w:tcW w:w="5892" w:type="dxa"/>
-          </w:tcPr>
-          <w:p>
-            <w:pPr>
-              <w:rPr>
-                <w:rFonts w:ascii="Times New Roman" w:hAnsi="Times New Roman"/>
-                <w:sz w:val="26"/>
-                <w:szCs w:val="26"/>
-              </w:rPr>
-            </w:pPr>
-            <w:r>
-              <w:t>Dịch vụ phục vụ đồ uống</w:t>
-            </w:r>
-          </w:p>
-        </w:tc>
-        <w:tc>
-          <w:tcPr>
-            <w:tcW w:w="1787" w:type="dxa"/>
+            <w:tcW w:w="1100" w:type="dxa"/>
+            <w:tcMar>
+              <w:top w:w="80" w:type="dxa"/>
+              <w:left w:w="120" w:type="dxa"/>
+              <w:bottom w:w="80" w:type="dxa"/>
+              <w:right w:w="120" w:type="dxa"/>
+            </w:tcMar>
             <w:vAlign w:val="center"/>
           </w:tcPr>
-          <w:p/>
+          <w:p>
+            <w:pPr>
+              <w:spacing w:line="252" w:lineRule="auto"/>
+              <w:jc w:val="center"/>
+              <w:rPr>
+                <w:rFonts w:ascii="Times New Roman" w:hAnsi="Times New Roman" w:cs="Times New Roman"/>
+                <w:sz w:val="24"/>
+                <w:szCs w:val="24"/>
+              </w:rPr>
+            </w:pPr>
+            <w:r>
+              <w:rPr>
+                <w:rFonts w:ascii="Times New Roman" w:eastAsia="Calibri" w:hAnsi="Times New Roman" w:cs="Times New Roman"/>
+                <w:sz w:val="24"/>
+                <w:szCs w:val="24"/>
+              </w:rPr>
+              <w:t>4641</w:t>
+            </w:r>
+          </w:p>
+        </w:tc>
+        <w:tc>
+          <w:tcPr>
+            <w:tcW w:w="6420" w:type="dxa"/>
+            <w:tcMar>
+              <w:top w:w="80" w:type="dxa"/>
+              <w:left w:w="120" w:type="dxa"/>
+              <w:bottom w:w="80" w:type="dxa"/>
+              <w:right w:w="120" w:type="dxa"/>
+            </w:tcMar>
+          </w:tcPr>
+          <w:p>
+            <w:pPr>
+              <w:spacing w:after="40" w:line="276" w:lineRule="auto"/>
+              <w:rPr>
+                <w:rFonts w:ascii="Times New Roman" w:hAnsi="Times New Roman" w:cs="Times New Roman"/>
+                <w:sz w:val="24"/>
+                <w:szCs w:val="24"/>
+              </w:rPr>
+            </w:pPr>
+            <w:r>
+              <w:rPr>
+                <w:rFonts w:ascii="Times New Roman" w:eastAsia="Calibri" w:hAnsi="Times New Roman" w:cs="Times New Roman"/>
+                <w:b/>
+                <w:sz w:val="24"/>
+                <w:szCs w:val="24"/>
+              </w:rPr>
+              <w:t>Bán buôn vải, hàng may mặc, giày dép</w:t>
+            </w:r>
+          </w:p>
+        </w:tc>
+        <w:tc>
+          <w:tcPr>
+            <w:tcW w:w="1240" w:type="dxa"/>
+            <w:tcMar>
+              <w:top w:w="80" w:type="dxa"/>
+              <w:left w:w="120" w:type="dxa"/>
+              <w:bottom w:w="80" w:type="dxa"/>
+              <w:right w:w="120" w:type="dxa"/>
+            </w:tcMar>
+            <w:vAlign w:val="center"/>
+          </w:tcPr>
+          <w:p>
+            <w:pPr>
+              <w:spacing w:line="252" w:lineRule="auto"/>
+              <w:jc w:val="center"/>
+              <w:rPr>
+                <w:rFonts w:ascii="Times New Roman" w:hAnsi="Times New Roman" w:cs="Times New Roman"/>
+                <w:sz w:val="24"/>
+                <w:szCs w:val="24"/>
+              </w:rPr>
+            </w:pPr>
+          </w:p>
         </w:tc>
       </w:tr>
       <w:tr>
-        <w:trPr>
-          <w:jc w:val="center"/>
-        </w:trPr>
-        <w:tc>
-          <w:tcPr>
-            <w:tcW w:w="754" w:type="dxa"/>
-          </w:tcPr>
-          <w:p>
-            <w:pPr>
-              <w:rPr>
-                <w:rFonts w:ascii="Times New Roman" w:hAnsi="Times New Roman"/>
-              </w:rPr>
-            </w:pPr>
-            <w:r>
+        <w:tc>
+          <w:tcPr>
+            <w:tcW w:w="600" w:type="dxa"/>
+            <w:tcMar>
+              <w:top w:w="80" w:type="dxa"/>
+              <w:left w:w="120" w:type="dxa"/>
+              <w:bottom w:w="80" w:type="dxa"/>
+              <w:right w:w="120" w:type="dxa"/>
+            </w:tcMar>
+            <w:vAlign w:val="center"/>
+          </w:tcPr>
+          <w:p>
+            <w:pPr>
+              <w:spacing w:line="252" w:lineRule="auto"/>
+              <w:jc w:val="center"/>
+              <w:rPr>
+                <w:rFonts w:ascii="Times New Roman" w:hAnsi="Times New Roman" w:cs="Times New Roman"/>
+                <w:sz w:val="24"/>
+                <w:szCs w:val="24"/>
+              </w:rPr>
+            </w:pPr>
+            <w:r>
+              <w:rPr>
+                <w:rFonts w:ascii="Times New Roman" w:eastAsia="Calibri" w:hAnsi="Times New Roman" w:cs="Times New Roman"/>
+                <w:sz w:val="24"/>
+                <w:szCs w:val="24"/>
+              </w:rPr>
               <w:t>5</w:t>
             </w:r>
           </w:p>
         </w:tc>
         <w:tc>
           <w:tcPr>
-            <w:tcW w:w="1195" w:type="dxa"/>
-          </w:tcPr>
-          <w:p>
-            <w:pPr>
-              <w:rPr>
-                <w:rFonts w:ascii="Times New Roman" w:hAnsi="Times New Roman"/>
-              </w:rPr>
-            </w:pPr>
-            <w:r>
-              <w:t>4631</w:t>
-            </w:r>
-          </w:p>
-        </w:tc>
-        <w:tc>
-          <w:tcPr>
-            <w:tcW w:w="5892" w:type="dxa"/>
-          </w:tcPr>
-          <w:p>
-            <w:pPr>
-              <w:rPr>
-                <w:rFonts w:ascii="Times New Roman" w:hAnsi="Times New Roman"/>
-                <w:sz w:val="26"/>
-                <w:szCs w:val="26"/>
-              </w:rPr>
-            </w:pPr>
-            <w:r>
-              <w:t>Bán buôn gạo, lúa mỳ, sản phẩm từ ngũ cốc khác, bột mỳ</w:t>
-            </w:r>
-          </w:p>
-        </w:tc>
-        <w:tc>
-          <w:tcPr>
-            <w:tcW w:w="1787" w:type="dxa"/>
+            <w:tcW w:w="1100" w:type="dxa"/>
+            <w:tcMar>
+              <w:top w:w="80" w:type="dxa"/>
+              <w:left w:w="120" w:type="dxa"/>
+              <w:bottom w:w="80" w:type="dxa"/>
+              <w:right w:w="120" w:type="dxa"/>
+            </w:tcMar>
             <w:vAlign w:val="center"/>
           </w:tcPr>
-          <w:p/>
+          <w:p>
+            <w:pPr>
+              <w:spacing w:line="252" w:lineRule="auto"/>
+              <w:jc w:val="center"/>
+              <w:rPr>
+                <w:rFonts w:ascii="Times New Roman" w:hAnsi="Times New Roman" w:cs="Times New Roman"/>
+                <w:sz w:val="24"/>
+                <w:szCs w:val="24"/>
+              </w:rPr>
+            </w:pPr>
+            <w:r>
+              <w:rPr>
+                <w:rFonts w:ascii="Times New Roman" w:eastAsia="Calibri" w:hAnsi="Times New Roman" w:cs="Times New Roman"/>
+                <w:sz w:val="24"/>
+                <w:szCs w:val="24"/>
+              </w:rPr>
+              <w:t>4652</w:t>
+            </w:r>
+          </w:p>
+        </w:tc>
+        <w:tc>
+          <w:tcPr>
+            <w:tcW w:w="6420" w:type="dxa"/>
+            <w:tcMar>
+              <w:top w:w="80" w:type="dxa"/>
+              <w:left w:w="120" w:type="dxa"/>
+              <w:bottom w:w="80" w:type="dxa"/>
+              <w:right w:w="120" w:type="dxa"/>
+            </w:tcMar>
+          </w:tcPr>
+          <w:p>
+            <w:pPr>
+              <w:spacing w:after="40" w:line="276" w:lineRule="auto"/>
+              <w:rPr>
+                <w:rFonts w:ascii="Times New Roman" w:hAnsi="Times New Roman" w:cs="Times New Roman"/>
+                <w:sz w:val="24"/>
+                <w:szCs w:val="24"/>
+              </w:rPr>
+            </w:pPr>
+            <w:r>
+              <w:rPr>
+                <w:rFonts w:ascii="Times New Roman" w:eastAsia="Calibri" w:hAnsi="Times New Roman" w:cs="Times New Roman"/>
+                <w:b/>
+                <w:sz w:val="24"/>
+                <w:szCs w:val="24"/>
+              </w:rPr>
+              <w:t>Bán buôn thiết bị và linh kiện điện tử, viễn thông</w:t>
+            </w:r>
+          </w:p>
+        </w:tc>
+        <w:tc>
+          <w:tcPr>
+            <w:tcW w:w="1240" w:type="dxa"/>
+            <w:tcMar>
+              <w:top w:w="80" w:type="dxa"/>
+              <w:left w:w="120" w:type="dxa"/>
+              <w:bottom w:w="80" w:type="dxa"/>
+              <w:right w:w="120" w:type="dxa"/>
+            </w:tcMar>
+            <w:vAlign w:val="center"/>
+          </w:tcPr>
+          <w:p>
+            <w:pPr>
+              <w:spacing w:line="252" w:lineRule="auto"/>
+              <w:jc w:val="center"/>
+              <w:rPr>
+                <w:rFonts w:ascii="Times New Roman" w:hAnsi="Times New Roman" w:cs="Times New Roman"/>
+                <w:sz w:val="24"/>
+                <w:szCs w:val="24"/>
+              </w:rPr>
+            </w:pPr>
+          </w:p>
         </w:tc>
       </w:tr>
       <w:tr>
-        <w:trPr>
-          <w:jc w:val="center"/>
-        </w:trPr>
-        <w:tc>
-          <w:tcPr>
-            <w:tcW w:w="754" w:type="dxa"/>
-          </w:tcPr>
-          <w:p>
-            <w:pPr>
-              <w:rPr>
-                <w:rFonts w:ascii="Times New Roman" w:hAnsi="Times New Roman"/>
-              </w:rPr>
-            </w:pPr>
-            <w:r>
+        <w:tc>
+          <w:tcPr>
+            <w:tcW w:w="600" w:type="dxa"/>
+            <w:tcMar>
+              <w:top w:w="80" w:type="dxa"/>
+              <w:left w:w="120" w:type="dxa"/>
+              <w:bottom w:w="80" w:type="dxa"/>
+              <w:right w:w="120" w:type="dxa"/>
+            </w:tcMar>
+            <w:vAlign w:val="center"/>
+          </w:tcPr>
+          <w:p>
+            <w:pPr>
+              <w:spacing w:line="252" w:lineRule="auto"/>
+              <w:jc w:val="center"/>
+              <w:rPr>
+                <w:rFonts w:ascii="Times New Roman" w:hAnsi="Times New Roman" w:cs="Times New Roman"/>
+                <w:sz w:val="24"/>
+                <w:szCs w:val="24"/>
+              </w:rPr>
+            </w:pPr>
+            <w:r>
+              <w:rPr>
+                <w:rFonts w:ascii="Times New Roman" w:eastAsia="Calibri" w:hAnsi="Times New Roman" w:cs="Times New Roman"/>
+                <w:sz w:val="24"/>
+                <w:szCs w:val="24"/>
+              </w:rPr>
               <w:t>6</w:t>
             </w:r>
           </w:p>
         </w:tc>
         <w:tc>
           <w:tcPr>
-            <w:tcW w:w="1195" w:type="dxa"/>
-          </w:tcPr>
-          <w:p>
-            <w:pPr>
-              <w:rPr>
-                <w:rFonts w:ascii="Times New Roman" w:hAnsi="Times New Roman"/>
-              </w:rPr>
-            </w:pPr>
-            <w:r>
-              <w:t>4632</w:t>
-            </w:r>
-          </w:p>
-        </w:tc>
-        <w:tc>
-          <w:tcPr>
-            <w:tcW w:w="5892" w:type="dxa"/>
-          </w:tcPr>
-          <w:p>
-            <w:pPr>
-              <w:rPr>
-                <w:rFonts w:ascii="Times New Roman" w:hAnsi="Times New Roman"/>
-                <w:sz w:val="26"/>
-                <w:szCs w:val="26"/>
-              </w:rPr>
-            </w:pPr>
-            <w:r>
-              <w:t>Bán buôn thực phẩm</w:t>
-            </w:r>
-          </w:p>
-        </w:tc>
-        <w:tc>
-          <w:tcPr>
-            <w:tcW w:w="1787" w:type="dxa"/>
+            <w:tcW w:w="1100" w:type="dxa"/>
+            <w:tcMar>
+              <w:top w:w="80" w:type="dxa"/>
+              <w:left w:w="120" w:type="dxa"/>
+              <w:bottom w:w="80" w:type="dxa"/>
+              <w:right w:w="120" w:type="dxa"/>
+            </w:tcMar>
             <w:vAlign w:val="center"/>
           </w:tcPr>
-          <w:p/>
+          <w:p>
+            <w:pPr>
+              <w:spacing w:line="252" w:lineRule="auto"/>
+              <w:jc w:val="center"/>
+              <w:rPr>
+                <w:rFonts w:ascii="Times New Roman" w:hAnsi="Times New Roman" w:cs="Times New Roman"/>
+                <w:sz w:val="24"/>
+                <w:szCs w:val="24"/>
+              </w:rPr>
+            </w:pPr>
+            <w:r>
+              <w:rPr>
+                <w:rFonts w:ascii="Times New Roman" w:eastAsia="Calibri" w:hAnsi="Times New Roman" w:cs="Times New Roman"/>
+                <w:sz w:val="24"/>
+                <w:szCs w:val="24"/>
+              </w:rPr>
+              <w:t>4659</w:t>
+            </w:r>
+          </w:p>
+        </w:tc>
+        <w:tc>
+          <w:tcPr>
+            <w:tcW w:w="6420" w:type="dxa"/>
+            <w:tcMar>
+              <w:top w:w="80" w:type="dxa"/>
+              <w:left w:w="120" w:type="dxa"/>
+              <w:bottom w:w="80" w:type="dxa"/>
+              <w:right w:w="120" w:type="dxa"/>
+            </w:tcMar>
+          </w:tcPr>
+          <w:p>
+            <w:pPr>
+              <w:spacing w:after="40" w:line="276" w:lineRule="auto"/>
+              <w:rPr>
+                <w:rFonts w:ascii="Times New Roman" w:hAnsi="Times New Roman" w:cs="Times New Roman"/>
+                <w:sz w:val="24"/>
+                <w:szCs w:val="24"/>
+              </w:rPr>
+            </w:pPr>
+            <w:r>
+              <w:rPr>
+                <w:rFonts w:ascii="Times New Roman" w:eastAsia="Calibri" w:hAnsi="Times New Roman" w:cs="Times New Roman"/>
+                <w:b/>
+                <w:sz w:val="24"/>
+                <w:szCs w:val="24"/>
+              </w:rPr>
+              <w:t>Bán buôn máy móc, thiết bị và phụ tùng máy khác</w:t>
+            </w:r>
+          </w:p>
+          <w:p>
+            <w:pPr>
+              <w:spacing w:after="20" w:line="276" w:lineRule="auto"/>
+              <w:rPr>
+                <w:rFonts w:ascii="Times New Roman" w:hAnsi="Times New Roman" w:cs="Times New Roman"/>
+                <w:sz w:val="24"/>
+                <w:szCs w:val="24"/>
+              </w:rPr>
+            </w:pPr>
+            <w:r>
+              <w:rPr>
+                <w:rFonts w:ascii="Times New Roman" w:eastAsia="Calibri" w:hAnsi="Times New Roman" w:cs="Times New Roman"/>
+                <w:b/>
+                <w:i/>
+                <w:sz w:val="24"/>
+                <w:szCs w:val="24"/>
+              </w:rPr>
+              <w:t>Chi tiết:</w:t>
+            </w:r>
+          </w:p>
+          <w:p>
+            <w:pPr>
+              <w:spacing w:line="276" w:lineRule="auto"/>
+              <w:rPr>
+                <w:rFonts w:ascii="Times New Roman" w:hAnsi="Times New Roman" w:cs="Times New Roman"/>
+                <w:sz w:val="24"/>
+                <w:szCs w:val="24"/>
+              </w:rPr>
+            </w:pPr>
+            <w:r>
+              <w:rPr>
+                <w:rFonts w:ascii="Times New Roman" w:eastAsia="Calibri" w:hAnsi="Times New Roman" w:cs="Times New Roman"/>
+                <w:sz w:val="24"/>
+                <w:szCs w:val="24"/>
+              </w:rPr>
+              <w:t>Bán buôn máy dùng cho công nghiệp,nông nghiệp,máy nén khí ,thiết bị điện,vật liệu điện (máy phát điện ,động cơ điện ,dây điện và thiết bị khác dùng trong mạch điện )</w:t>
+            </w:r>
+          </w:p>
+        </w:tc>
+        <w:tc>
+          <w:tcPr>
+            <w:tcW w:w="1240" w:type="dxa"/>
+            <w:tcMar>
+              <w:top w:w="80" w:type="dxa"/>
+              <w:left w:w="120" w:type="dxa"/>
+              <w:bottom w:w="80" w:type="dxa"/>
+              <w:right w:w="120" w:type="dxa"/>
+            </w:tcMar>
+            <w:vAlign w:val="center"/>
+          </w:tcPr>
+          <w:p>
+            <w:pPr>
+              <w:spacing w:line="252" w:lineRule="auto"/>
+              <w:jc w:val="center"/>
+              <w:rPr>
+                <w:rFonts w:ascii="Times New Roman" w:hAnsi="Times New Roman" w:cs="Times New Roman"/>
+                <w:sz w:val="24"/>
+                <w:szCs w:val="24"/>
+              </w:rPr>
+            </w:pPr>
+          </w:p>
         </w:tc>
       </w:tr>
       <w:tr>
-        <w:trPr>
-          <w:jc w:val="center"/>
-        </w:trPr>
-        <w:tc>
-          <w:tcPr>
-            <w:tcW w:w="754" w:type="dxa"/>
-          </w:tcPr>
-          <w:p>
-            <w:pPr>
-              <w:rPr>
-                <w:rFonts w:ascii="Times New Roman" w:hAnsi="Times New Roman"/>
-              </w:rPr>
-            </w:pPr>
-            <w:r>
+        <w:tc>
+          <w:tcPr>
+            <w:tcW w:w="600" w:type="dxa"/>
+            <w:tcMar>
+              <w:top w:w="80" w:type="dxa"/>
+              <w:left w:w="120" w:type="dxa"/>
+              <w:bottom w:w="80" w:type="dxa"/>
+              <w:right w:w="120" w:type="dxa"/>
+            </w:tcMar>
+            <w:vAlign w:val="center"/>
+          </w:tcPr>
+          <w:p>
+            <w:pPr>
+              <w:spacing w:line="252" w:lineRule="auto"/>
+              <w:jc w:val="center"/>
+              <w:rPr>
+                <w:rFonts w:ascii="Times New Roman" w:hAnsi="Times New Roman" w:cs="Times New Roman"/>
+                <w:sz w:val="24"/>
+                <w:szCs w:val="24"/>
+              </w:rPr>
+            </w:pPr>
+            <w:r>
+              <w:rPr>
+                <w:rFonts w:ascii="Times New Roman" w:eastAsia="Calibri" w:hAnsi="Times New Roman" w:cs="Times New Roman"/>
+                <w:sz w:val="24"/>
+                <w:szCs w:val="24"/>
+              </w:rPr>
               <w:t>7</w:t>
             </w:r>
           </w:p>
         </w:tc>
         <w:tc>
           <w:tcPr>
-            <w:tcW w:w="1195" w:type="dxa"/>
-          </w:tcPr>
-          <w:p>
-            <w:pPr>
-              <w:rPr>
-                <w:rFonts w:ascii="Times New Roman" w:hAnsi="Times New Roman"/>
-              </w:rPr>
-            </w:pPr>
-            <w:r>
-              <w:t>5640</w:t>
-            </w:r>
-          </w:p>
-        </w:tc>
-        <w:tc>
-          <w:tcPr>
-            <w:tcW w:w="5892" w:type="dxa"/>
-          </w:tcPr>
-          <w:p>
-            <w:pPr>
-              <w:rPr>
-                <w:rFonts w:ascii="Times New Roman" w:hAnsi="Times New Roman"/>
-                <w:sz w:val="26"/>
-                <w:szCs w:val="26"/>
-              </w:rPr>
-            </w:pPr>
-            <w:r>
-              <w:t>Hoạt động dịch vụ trung gian cho dịch vụ ăn uống</w:t>
-            </w:r>
-          </w:p>
-        </w:tc>
-        <w:tc>
-          <w:tcPr>
-            <w:tcW w:w="1787" w:type="dxa"/>
+            <w:tcW w:w="1100" w:type="dxa"/>
+            <w:tcMar>
+              <w:top w:w="80" w:type="dxa"/>
+              <w:left w:w="120" w:type="dxa"/>
+              <w:bottom w:w="80" w:type="dxa"/>
+              <w:right w:w="120" w:type="dxa"/>
+            </w:tcMar>
             <w:vAlign w:val="center"/>
           </w:tcPr>
-          <w:p/>
+          <w:p>
+            <w:pPr>
+              <w:spacing w:line="252" w:lineRule="auto"/>
+              <w:jc w:val="center"/>
+              <w:rPr>
+                <w:rFonts w:ascii="Times New Roman" w:hAnsi="Times New Roman" w:cs="Times New Roman"/>
+                <w:sz w:val="24"/>
+                <w:szCs w:val="24"/>
+              </w:rPr>
+            </w:pPr>
+            <w:r>
+              <w:rPr>
+                <w:rFonts w:ascii="Times New Roman" w:eastAsia="Calibri" w:hAnsi="Times New Roman" w:cs="Times New Roman"/>
+                <w:sz w:val="24"/>
+                <w:szCs w:val="24"/>
+              </w:rPr>
+              <w:t>4672</w:t>
+            </w:r>
+          </w:p>
+        </w:tc>
+        <w:tc>
+          <w:tcPr>
+            <w:tcW w:w="6420" w:type="dxa"/>
+            <w:tcMar>
+              <w:top w:w="80" w:type="dxa"/>
+              <w:left w:w="120" w:type="dxa"/>
+              <w:bottom w:w="80" w:type="dxa"/>
+              <w:right w:w="120" w:type="dxa"/>
+            </w:tcMar>
+          </w:tcPr>
+          <w:p>
+            <w:pPr>
+              <w:spacing w:after="40" w:line="276" w:lineRule="auto"/>
+              <w:rPr>
+                <w:rFonts w:ascii="Times New Roman" w:hAnsi="Times New Roman" w:cs="Times New Roman"/>
+                <w:sz w:val="24"/>
+                <w:szCs w:val="24"/>
+              </w:rPr>
+            </w:pPr>
+            <w:r>
+              <w:rPr>
+                <w:rFonts w:ascii="Times New Roman" w:eastAsia="Calibri" w:hAnsi="Times New Roman" w:cs="Times New Roman"/>
+                <w:b/>
+                <w:sz w:val="24"/>
+                <w:szCs w:val="24"/>
+              </w:rPr>
+              <w:t>Bán buôn kim loại và quặng kim loại</w:t>
+            </w:r>
+          </w:p>
+        </w:tc>
+        <w:tc>
+          <w:tcPr>
+            <w:tcW w:w="1240" w:type="dxa"/>
+            <w:tcMar>
+              <w:top w:w="80" w:type="dxa"/>
+              <w:left w:w="120" w:type="dxa"/>
+              <w:bottom w:w="80" w:type="dxa"/>
+              <w:right w:w="120" w:type="dxa"/>
+            </w:tcMar>
+            <w:vAlign w:val="center"/>
+          </w:tcPr>
+          <w:p>
+            <w:pPr>
+              <w:spacing w:line="252" w:lineRule="auto"/>
+              <w:jc w:val="center"/>
+              <w:rPr>
+                <w:rFonts w:ascii="Times New Roman" w:hAnsi="Times New Roman" w:cs="Times New Roman"/>
+                <w:sz w:val="24"/>
+                <w:szCs w:val="24"/>
+              </w:rPr>
+            </w:pPr>
+          </w:p>
         </w:tc>
       </w:tr>
       <w:tr>
-        <w:trPr>
-          <w:jc w:val="center"/>
-        </w:trPr>
-        <w:tc>
-          <w:tcPr>
-            <w:tcW w:w="754" w:type="dxa"/>
-          </w:tcPr>
-          <w:p>
-            <w:pPr>
-              <w:rPr>
-                <w:rFonts w:ascii="Times New Roman" w:hAnsi="Times New Roman"/>
-              </w:rPr>
-            </w:pPr>
-            <w:r>
+        <w:tc>
+          <w:tcPr>
+            <w:tcW w:w="600" w:type="dxa"/>
+            <w:tcMar>
+              <w:top w:w="80" w:type="dxa"/>
+              <w:left w:w="120" w:type="dxa"/>
+              <w:bottom w:w="80" w:type="dxa"/>
+              <w:right w:w="120" w:type="dxa"/>
+            </w:tcMar>
+            <w:vAlign w:val="center"/>
+          </w:tcPr>
+          <w:p>
+            <w:pPr>
+              <w:spacing w:line="252" w:lineRule="auto"/>
+              <w:jc w:val="center"/>
+              <w:rPr>
+                <w:rFonts w:ascii="Times New Roman" w:hAnsi="Times New Roman" w:cs="Times New Roman"/>
+                <w:sz w:val="24"/>
+                <w:szCs w:val="24"/>
+              </w:rPr>
+            </w:pPr>
+            <w:r>
+              <w:rPr>
+                <w:rFonts w:ascii="Times New Roman" w:eastAsia="Calibri" w:hAnsi="Times New Roman" w:cs="Times New Roman"/>
+                <w:sz w:val="24"/>
+                <w:szCs w:val="24"/>
+              </w:rPr>
               <w:t>8</w:t>
             </w:r>
           </w:p>
         </w:tc>
         <w:tc>
           <w:tcPr>
-            <w:tcW w:w="1195" w:type="dxa"/>
-          </w:tcPr>
-          <w:p>
-            <w:pPr>
-              <w:rPr>
-                <w:rFonts w:ascii="Times New Roman" w:hAnsi="Times New Roman"/>
-              </w:rPr>
-            </w:pPr>
-            <w:r>
-              <w:t>5510</w:t>
-            </w:r>
-          </w:p>
-        </w:tc>
-        <w:tc>
-          <w:tcPr>
-            <w:tcW w:w="5892" w:type="dxa"/>
-          </w:tcPr>
-          <w:p>
-            <w:pPr>
-              <w:rPr>
-                <w:rFonts w:ascii="Times New Roman" w:hAnsi="Times New Roman"/>
-                <w:sz w:val="26"/>
-                <w:szCs w:val="26"/>
-              </w:rPr>
-            </w:pPr>
-            <w:r>
-              <w:t>Khách sạn và dịch vụ lưu trú tương tự</w:t>
-            </w:r>
-          </w:p>
-        </w:tc>
-        <w:tc>
-          <w:tcPr>
-            <w:tcW w:w="1787" w:type="dxa"/>
+            <w:tcW w:w="1100" w:type="dxa"/>
+            <w:tcMar>
+              <w:top w:w="80" w:type="dxa"/>
+              <w:left w:w="120" w:type="dxa"/>
+              <w:bottom w:w="80" w:type="dxa"/>
+              <w:right w:w="120" w:type="dxa"/>
+            </w:tcMar>
             <w:vAlign w:val="center"/>
           </w:tcPr>
-          <w:p/>
+          <w:p>
+            <w:pPr>
+              <w:spacing w:line="252" w:lineRule="auto"/>
+              <w:jc w:val="center"/>
+              <w:rPr>
+                <w:rFonts w:ascii="Times New Roman" w:hAnsi="Times New Roman" w:cs="Times New Roman"/>
+                <w:sz w:val="24"/>
+                <w:szCs w:val="24"/>
+              </w:rPr>
+            </w:pPr>
+            <w:r>
+              <w:rPr>
+                <w:rFonts w:ascii="Times New Roman" w:eastAsia="Calibri" w:hAnsi="Times New Roman" w:cs="Times New Roman"/>
+                <w:sz w:val="24"/>
+                <w:szCs w:val="24"/>
+              </w:rPr>
+              <w:t>4752</w:t>
+            </w:r>
+          </w:p>
+        </w:tc>
+        <w:tc>
+          <w:tcPr>
+            <w:tcW w:w="6420" w:type="dxa"/>
+            <w:tcMar>
+              <w:top w:w="80" w:type="dxa"/>
+              <w:left w:w="120" w:type="dxa"/>
+              <w:bottom w:w="80" w:type="dxa"/>
+              <w:right w:w="120" w:type="dxa"/>
+            </w:tcMar>
+          </w:tcPr>
+          <w:p>
+            <w:pPr>
+              <w:spacing w:after="40" w:line="276" w:lineRule="auto"/>
+              <w:rPr>
+                <w:rFonts w:ascii="Times New Roman" w:hAnsi="Times New Roman" w:cs="Times New Roman"/>
+                <w:sz w:val="24"/>
+                <w:szCs w:val="24"/>
+              </w:rPr>
+            </w:pPr>
+            <w:r>
+              <w:rPr>
+                <w:rFonts w:ascii="Times New Roman" w:eastAsia="Calibri" w:hAnsi="Times New Roman" w:cs="Times New Roman"/>
+                <w:b/>
+                <w:sz w:val="24"/>
+                <w:szCs w:val="24"/>
+              </w:rPr>
+              <w:t>Bán lẻ đồ ngũ kim, sơn, kính, vật liệu và thiết bị lắp đặt khác trong xây dựng</w:t>
+            </w:r>
+          </w:p>
+        </w:tc>
+        <w:tc>
+          <w:tcPr>
+            <w:tcW w:w="1240" w:type="dxa"/>
+            <w:tcMar>
+              <w:top w:w="80" w:type="dxa"/>
+              <w:left w:w="120" w:type="dxa"/>
+              <w:bottom w:w="80" w:type="dxa"/>
+              <w:right w:w="120" w:type="dxa"/>
+            </w:tcMar>
+            <w:vAlign w:val="center"/>
+          </w:tcPr>
+          <w:p>
+            <w:pPr>
+              <w:spacing w:line="252" w:lineRule="auto"/>
+              <w:jc w:val="center"/>
+              <w:rPr>
+                <w:rFonts w:ascii="Times New Roman" w:hAnsi="Times New Roman" w:cs="Times New Roman"/>
+                <w:sz w:val="24"/>
+                <w:szCs w:val="24"/>
+              </w:rPr>
+            </w:pPr>
+          </w:p>
         </w:tc>
       </w:tr>
       <w:tr>
-        <w:trPr>
-          <w:jc w:val="center"/>
-        </w:trPr>
-        <w:tc>
-          <w:tcPr>
-            <w:tcW w:w="754" w:type="dxa"/>
-          </w:tcPr>
-          <w:p>
-            <w:pPr>
-              <w:rPr>
-                <w:rFonts w:ascii="Times New Roman" w:hAnsi="Times New Roman"/>
-              </w:rPr>
-            </w:pPr>
-            <w:r>
+        <w:tc>
+          <w:tcPr>
+            <w:tcW w:w="600" w:type="dxa"/>
+            <w:tcMar>
+              <w:top w:w="80" w:type="dxa"/>
+              <w:left w:w="120" w:type="dxa"/>
+              <w:bottom w:w="80" w:type="dxa"/>
+              <w:right w:w="120" w:type="dxa"/>
+            </w:tcMar>
+            <w:vAlign w:val="center"/>
+          </w:tcPr>
+          <w:p>
+            <w:pPr>
+              <w:spacing w:line="252" w:lineRule="auto"/>
+              <w:jc w:val="center"/>
+              <w:rPr>
+                <w:rFonts w:ascii="Times New Roman" w:hAnsi="Times New Roman" w:cs="Times New Roman"/>
+                <w:sz w:val="24"/>
+                <w:szCs w:val="24"/>
+              </w:rPr>
+            </w:pPr>
+            <w:r>
+              <w:rPr>
+                <w:rFonts w:ascii="Times New Roman" w:eastAsia="Calibri" w:hAnsi="Times New Roman" w:cs="Times New Roman"/>
+                <w:sz w:val="24"/>
+                <w:szCs w:val="24"/>
+              </w:rPr>
               <w:t>9</w:t>
             </w:r>
           </w:p>
         </w:tc>
         <w:tc>
           <w:tcPr>
-            <w:tcW w:w="1195" w:type="dxa"/>
-          </w:tcPr>
-          <w:p>
-            <w:pPr>
-              <w:rPr>
-                <w:rFonts w:ascii="Times New Roman" w:hAnsi="Times New Roman"/>
-              </w:rPr>
-            </w:pPr>
-            <w:r>
-              <w:t>5520</w:t>
-            </w:r>
-          </w:p>
-        </w:tc>
-        <w:tc>
-          <w:tcPr>
-            <w:tcW w:w="5892" w:type="dxa"/>
-          </w:tcPr>
-          <w:p>
-            <w:pPr>
-              <w:rPr>
-                <w:rFonts w:ascii="Times New Roman" w:hAnsi="Times New Roman"/>
-                <w:sz w:val="26"/>
-                <w:szCs w:val="26"/>
-              </w:rPr>
-            </w:pPr>
-            <w:r>
-              <w:t>Dịch vụ lưu trú ngắn ngày khác</w:t>
-            </w:r>
-          </w:p>
-        </w:tc>
-        <w:tc>
-          <w:tcPr>
-            <w:tcW w:w="1787" w:type="dxa"/>
+            <w:tcW w:w="1100" w:type="dxa"/>
+            <w:tcMar>
+              <w:top w:w="80" w:type="dxa"/>
+              <w:left w:w="120" w:type="dxa"/>
+              <w:bottom w:w="80" w:type="dxa"/>
+              <w:right w:w="120" w:type="dxa"/>
+            </w:tcMar>
             <w:vAlign w:val="center"/>
           </w:tcPr>
-          <w:p/>
+          <w:p>
+            <w:pPr>
+              <w:spacing w:line="252" w:lineRule="auto"/>
+              <w:jc w:val="center"/>
+              <w:rPr>
+                <w:rFonts w:ascii="Times New Roman" w:hAnsi="Times New Roman" w:cs="Times New Roman"/>
+                <w:sz w:val="24"/>
+                <w:szCs w:val="24"/>
+              </w:rPr>
+            </w:pPr>
+            <w:r>
+              <w:rPr>
+                <w:rFonts w:ascii="Times New Roman" w:eastAsia="Calibri" w:hAnsi="Times New Roman" w:cs="Times New Roman"/>
+                <w:sz w:val="24"/>
+                <w:szCs w:val="24"/>
+              </w:rPr>
+              <w:t>4673</w:t>
+            </w:r>
+          </w:p>
+        </w:tc>
+        <w:tc>
+          <w:tcPr>
+            <w:tcW w:w="6420" w:type="dxa"/>
+            <w:tcMar>
+              <w:top w:w="80" w:type="dxa"/>
+              <w:left w:w="120" w:type="dxa"/>
+              <w:bottom w:w="80" w:type="dxa"/>
+              <w:right w:w="120" w:type="dxa"/>
+            </w:tcMar>
+          </w:tcPr>
+          <w:p>
+            <w:pPr>
+              <w:spacing w:after="40" w:line="276" w:lineRule="auto"/>
+              <w:rPr>
+                <w:rFonts w:ascii="Times New Roman" w:hAnsi="Times New Roman" w:cs="Times New Roman"/>
+                <w:sz w:val="24"/>
+                <w:szCs w:val="24"/>
+              </w:rPr>
+            </w:pPr>
+            <w:r>
+              <w:rPr>
+                <w:rFonts w:ascii="Times New Roman" w:eastAsia="Calibri" w:hAnsi="Times New Roman" w:cs="Times New Roman"/>
+                <w:b/>
+                <w:sz w:val="24"/>
+                <w:szCs w:val="24"/>
+              </w:rPr>
+              <w:t>Bán buôn vật liệu, thiết bị lắp đặt khác trong xây dựng</w:t>
+            </w:r>
+          </w:p>
+          <w:p>
+            <w:pPr>
+              <w:spacing w:after="20" w:line="276" w:lineRule="auto"/>
+              <w:rPr>
+                <w:rFonts w:ascii="Times New Roman" w:hAnsi="Times New Roman" w:cs="Times New Roman"/>
+                <w:sz w:val="24"/>
+                <w:szCs w:val="24"/>
+              </w:rPr>
+            </w:pPr>
+            <w:r>
+              <w:rPr>
+                <w:rFonts w:ascii="Times New Roman" w:eastAsia="Calibri" w:hAnsi="Times New Roman" w:cs="Times New Roman"/>
+                <w:b/>
+                <w:i/>
+                <w:sz w:val="24"/>
+                <w:szCs w:val="24"/>
+              </w:rPr>
+              <w:t>Chi tiết:</w:t>
+            </w:r>
+          </w:p>
+          <w:p>
+            <w:pPr>
+              <w:spacing w:line="276" w:lineRule="auto"/>
+              <w:rPr>
+                <w:rFonts w:ascii="Times New Roman" w:hAnsi="Times New Roman" w:cs="Times New Roman"/>
+                <w:sz w:val="24"/>
+                <w:szCs w:val="24"/>
+              </w:rPr>
+            </w:pPr>
+            <w:r>
+              <w:rPr>
+                <w:rFonts w:ascii="Times New Roman" w:eastAsia="Calibri" w:hAnsi="Times New Roman" w:cs="Times New Roman"/>
+                <w:sz w:val="24"/>
+                <w:szCs w:val="24"/>
+              </w:rPr>
+              <w:t>Bán buôn xi măng ,gạch ,cát,đá,sỏi, kính xây dựng, sơn ,vecni, gạch ốp lát và thiết bị vệ sinh</w:t>
+            </w:r>
+          </w:p>
+        </w:tc>
+        <w:tc>
+          <w:tcPr>
+            <w:tcW w:w="1240" w:type="dxa"/>
+            <w:tcMar>
+              <w:top w:w="80" w:type="dxa"/>
+              <w:left w:w="120" w:type="dxa"/>
+              <w:bottom w:w="80" w:type="dxa"/>
+              <w:right w:w="120" w:type="dxa"/>
+            </w:tcMar>
+            <w:vAlign w:val="center"/>
+          </w:tcPr>
+          <w:p>
+            <w:pPr>
+              <w:spacing w:line="252" w:lineRule="auto"/>
+              <w:jc w:val="center"/>
+              <w:rPr>
+                <w:rFonts w:ascii="Times New Roman" w:hAnsi="Times New Roman" w:cs="Times New Roman"/>
+                <w:sz w:val="24"/>
+                <w:szCs w:val="24"/>
+              </w:rPr>
+            </w:pPr>
+          </w:p>
         </w:tc>
       </w:tr>
       <w:tr>
-        <w:trPr>
-          <w:jc w:val="center"/>
-        </w:trPr>
-        <w:tc>
-          <w:tcPr>
-            <w:tcW w:w="754" w:type="dxa"/>
-          </w:tcPr>
-          <w:p>
-            <w:pPr>
-              <w:rPr>
-                <w:rFonts w:ascii="Times New Roman" w:hAnsi="Times New Roman"/>
-              </w:rPr>
-            </w:pPr>
-            <w:r>
+        <w:tc>
+          <w:tcPr>
+            <w:tcW w:w="600" w:type="dxa"/>
+            <w:tcMar>
+              <w:top w:w="80" w:type="dxa"/>
+              <w:left w:w="120" w:type="dxa"/>
+              <w:bottom w:w="80" w:type="dxa"/>
+              <w:right w:w="120" w:type="dxa"/>
+            </w:tcMar>
+            <w:vAlign w:val="center"/>
+          </w:tcPr>
+          <w:p>
+            <w:pPr>
+              <w:spacing w:line="252" w:lineRule="auto"/>
+              <w:jc w:val="center"/>
+              <w:rPr>
+                <w:rFonts w:ascii="Times New Roman" w:hAnsi="Times New Roman" w:cs="Times New Roman"/>
+                <w:sz w:val="24"/>
+                <w:szCs w:val="24"/>
+              </w:rPr>
+            </w:pPr>
+            <w:r>
+              <w:rPr>
+                <w:rFonts w:ascii="Times New Roman" w:eastAsia="Calibri" w:hAnsi="Times New Roman" w:cs="Times New Roman"/>
+                <w:sz w:val="24"/>
+                <w:szCs w:val="24"/>
+              </w:rPr>
               <w:t>10</w:t>
             </w:r>
           </w:p>
         </w:tc>
         <w:tc>
           <w:tcPr>
-            <w:tcW w:w="1195" w:type="dxa"/>
-          </w:tcPr>
-          <w:p>
-            <w:pPr>
-              <w:rPr>
-                <w:rFonts w:ascii="Times New Roman" w:hAnsi="Times New Roman"/>
-              </w:rPr>
-            </w:pPr>
-            <w:r>
-              <w:t>4633</w:t>
-            </w:r>
-          </w:p>
-        </w:tc>
-        <w:tc>
-          <w:tcPr>
-            <w:tcW w:w="5892" w:type="dxa"/>
-          </w:tcPr>
-          <w:p>
-            <w:pPr>
-              <w:rPr>
-                <w:rFonts w:ascii="Times New Roman" w:hAnsi="Times New Roman"/>
-                <w:sz w:val="26"/>
-                <w:szCs w:val="26"/>
-              </w:rPr>
-            </w:pPr>
-            <w:r>
-              <w:t>Bán buôn đồ uống</w:t>
-            </w:r>
-          </w:p>
-        </w:tc>
-        <w:tc>
-          <w:tcPr>
-            <w:tcW w:w="1787" w:type="dxa"/>
+            <w:tcW w:w="1100" w:type="dxa"/>
+            <w:tcMar>
+              <w:top w:w="80" w:type="dxa"/>
+              <w:left w:w="120" w:type="dxa"/>
+              <w:bottom w:w="80" w:type="dxa"/>
+              <w:right w:w="120" w:type="dxa"/>
+            </w:tcMar>
             <w:vAlign w:val="center"/>
           </w:tcPr>
-          <w:p/>
+          <w:p>
+            <w:pPr>
+              <w:spacing w:line="252" w:lineRule="auto"/>
+              <w:jc w:val="center"/>
+              <w:rPr>
+                <w:rFonts w:ascii="Times New Roman" w:hAnsi="Times New Roman" w:cs="Times New Roman"/>
+                <w:sz w:val="24"/>
+                <w:szCs w:val="24"/>
+              </w:rPr>
+            </w:pPr>
+            <w:r>
+              <w:rPr>
+                <w:rFonts w:ascii="Times New Roman" w:eastAsia="Calibri" w:hAnsi="Times New Roman" w:cs="Times New Roman"/>
+                <w:sz w:val="24"/>
+                <w:szCs w:val="24"/>
+              </w:rPr>
+              <w:t>4679</w:t>
+            </w:r>
+          </w:p>
+        </w:tc>
+        <w:tc>
+          <w:tcPr>
+            <w:tcW w:w="6420" w:type="dxa"/>
+            <w:tcMar>
+              <w:top w:w="80" w:type="dxa"/>
+              <w:left w:w="120" w:type="dxa"/>
+              <w:bottom w:w="80" w:type="dxa"/>
+              <w:right w:w="120" w:type="dxa"/>
+            </w:tcMar>
+          </w:tcPr>
+          <w:p>
+            <w:pPr>
+              <w:spacing w:after="40" w:line="276" w:lineRule="auto"/>
+              <w:rPr>
+                <w:rFonts w:ascii="Times New Roman" w:hAnsi="Times New Roman" w:cs="Times New Roman"/>
+                <w:sz w:val="24"/>
+                <w:szCs w:val="24"/>
+              </w:rPr>
+            </w:pPr>
+            <w:r>
+              <w:rPr>
+                <w:rFonts w:ascii="Times New Roman" w:eastAsia="Calibri" w:hAnsi="Times New Roman" w:cs="Times New Roman"/>
+                <w:b/>
+                <w:sz w:val="24"/>
+                <w:szCs w:val="24"/>
+              </w:rPr>
+              <w:t>Bán buôn chuyên doanh khác chưa được phân vào đâu</w:t>
+            </w:r>
+          </w:p>
+          <w:p>
+            <w:pPr>
+              <w:spacing w:after="20" w:line="276" w:lineRule="auto"/>
+              <w:rPr>
+                <w:rFonts w:ascii="Times New Roman" w:hAnsi="Times New Roman" w:cs="Times New Roman"/>
+                <w:sz w:val="24"/>
+                <w:szCs w:val="24"/>
+              </w:rPr>
+            </w:pPr>
+            <w:r>
+              <w:rPr>
+                <w:rFonts w:ascii="Times New Roman" w:eastAsia="Calibri" w:hAnsi="Times New Roman" w:cs="Times New Roman"/>
+                <w:b/>
+                <w:i/>
+                <w:sz w:val="24"/>
+                <w:szCs w:val="24"/>
+              </w:rPr>
+              <w:t>Chi tiết:</w:t>
+            </w:r>
+          </w:p>
+          <w:p>
+            <w:pPr>
+              <w:numPr>
+                <w:ilvl w:val="0"/>
+                <w:numId w:val="2"/>
+              </w:numPr>
+              <w:spacing w:after="80" w:line="300" w:lineRule="auto"/>
+              <w:contextualSpacing/>
+              <w:rPr>
+                <w:rFonts w:ascii="Times New Roman" w:hAnsi="Times New Roman" w:cs="Times New Roman"/>
+                <w:sz w:val="24"/>
+                <w:szCs w:val="24"/>
+              </w:rPr>
+            </w:pPr>
+            <w:r>
+              <w:rPr>
+                <w:rFonts w:ascii="Times New Roman" w:eastAsia="Calibri" w:hAnsi="Times New Roman" w:cs="Times New Roman"/>
+                <w:sz w:val="24"/>
+                <w:szCs w:val="24"/>
+              </w:rPr>
+              <w:t>Bán buôn linh kiện đồ ngũ kim như: Đinh ,Ốc ,Vít,Kéo,Bu lông..</w:t>
+            </w:r>
+          </w:p>
+          <w:p>
+            <w:pPr>
+              <w:numPr>
+                <w:ilvl w:val="0"/>
+                <w:numId w:val="2"/>
+              </w:numPr>
+              <w:spacing w:after="80" w:line="300" w:lineRule="auto"/>
+              <w:contextualSpacing/>
+              <w:rPr>
+                <w:rFonts w:ascii="Times New Roman" w:hAnsi="Times New Roman" w:cs="Times New Roman"/>
+                <w:sz w:val="24"/>
+                <w:szCs w:val="24"/>
+              </w:rPr>
+            </w:pPr>
+            <w:r>
+              <w:rPr>
+                <w:rFonts w:ascii="Times New Roman" w:eastAsia="Calibri" w:hAnsi="Times New Roman" w:cs="Times New Roman"/>
+                <w:sz w:val="24"/>
+                <w:szCs w:val="24"/>
+              </w:rPr>
+              <w:t>Bán buôn các loại Dao Phay,dao bào,Dao cắt,Đá cắt,Mũi Khoan ,Mũi Phay,Máy Khoan Tay….</w:t>
+            </w:r>
+          </w:p>
+          <w:p>
+            <w:pPr>
+              <w:numPr>
+                <w:ilvl w:val="0"/>
+                <w:numId w:val="2"/>
+              </w:numPr>
+              <w:spacing w:after="80" w:line="300" w:lineRule="auto"/>
+              <w:contextualSpacing/>
+              <w:rPr>
+                <w:rFonts w:ascii="Times New Roman" w:hAnsi="Times New Roman" w:cs="Times New Roman"/>
+                <w:sz w:val="24"/>
+                <w:szCs w:val="24"/>
+              </w:rPr>
+            </w:pPr>
+            <w:r>
+              <w:rPr>
+                <w:rFonts w:ascii="Times New Roman" w:eastAsia="Calibri" w:hAnsi="Times New Roman" w:cs="Times New Roman"/>
+                <w:sz w:val="24"/>
+                <w:szCs w:val="24"/>
+              </w:rPr>
+              <w:t>Bán buôn hoá chất công nghiệp,Dầu công nghiệp.</w:t>
+            </w:r>
+          </w:p>
+          <w:p>
+            <w:pPr>
+              <w:numPr>
+                <w:ilvl w:val="0"/>
+                <w:numId w:val="2"/>
+              </w:numPr>
+              <w:spacing w:after="80" w:line="300" w:lineRule="auto"/>
+              <w:contextualSpacing/>
+              <w:rPr>
+                <w:rFonts w:ascii="Times New Roman" w:hAnsi="Times New Roman" w:cs="Times New Roman"/>
+                <w:sz w:val="24"/>
+                <w:szCs w:val="24"/>
+              </w:rPr>
+            </w:pPr>
+            <w:r>
+              <w:rPr>
+                <w:rFonts w:ascii="Times New Roman" w:eastAsia="Calibri" w:hAnsi="Times New Roman" w:cs="Times New Roman"/>
+                <w:sz w:val="24"/>
+                <w:szCs w:val="24"/>
+              </w:rPr>
+              <w:t>Bán buôn các loại khuôn trong nghành công nghiệp.</w:t>
+            </w:r>
+          </w:p>
+          <w:p>
+            <w:pPr>
+              <w:numPr>
+                <w:ilvl w:val="0"/>
+                <w:numId w:val="2"/>
+              </w:numPr>
+              <w:spacing w:after="80" w:line="300" w:lineRule="auto"/>
+              <w:contextualSpacing/>
+              <w:rPr>
+                <w:rFonts w:ascii="Times New Roman" w:hAnsi="Times New Roman" w:cs="Times New Roman"/>
+                <w:sz w:val="24"/>
+                <w:szCs w:val="24"/>
+              </w:rPr>
+            </w:pPr>
+            <w:r>
+              <w:rPr>
+                <w:rFonts w:ascii="Times New Roman" w:eastAsia="Calibri" w:hAnsi="Times New Roman" w:cs="Times New Roman"/>
+                <w:sz w:val="24"/>
+                <w:szCs w:val="24"/>
+              </w:rPr>
+              <w:t>Bán buôn cao su trong ngành nông nghiệp.</w:t>
+            </w:r>
+          </w:p>
+          <w:p>
+            <w:pPr>
+              <w:numPr>
+                <w:ilvl w:val="0"/>
+                <w:numId w:val="2"/>
+              </w:numPr>
+              <w:spacing w:after="80" w:line="300" w:lineRule="auto"/>
+              <w:contextualSpacing/>
+              <w:rPr>
+                <w:rFonts w:ascii="Times New Roman" w:hAnsi="Times New Roman" w:cs="Times New Roman"/>
+                <w:sz w:val="24"/>
+                <w:szCs w:val="24"/>
+              </w:rPr>
+            </w:pPr>
+            <w:r>
+              <w:rPr>
+                <w:rFonts w:ascii="Times New Roman" w:eastAsia="Calibri" w:hAnsi="Times New Roman" w:cs="Times New Roman"/>
+                <w:sz w:val="24"/>
+                <w:szCs w:val="24"/>
+              </w:rPr>
+              <w:t>Bán buôn các thiết bị điện ,nước .Các loại đồ điện gia dụng Công Nghiệp.</w:t>
+            </w:r>
+          </w:p>
+          <w:p>
+            <w:pPr>
+              <w:numPr>
+                <w:ilvl w:val="0"/>
+                <w:numId w:val="2"/>
+              </w:numPr>
+              <w:spacing w:after="80" w:line="300" w:lineRule="auto"/>
+              <w:contextualSpacing/>
+              <w:rPr>
+                <w:rFonts w:ascii="Times New Roman" w:hAnsi="Times New Roman" w:cs="Times New Roman"/>
+                <w:sz w:val="24"/>
+                <w:szCs w:val="24"/>
+              </w:rPr>
+            </w:pPr>
+            <w:r>
+              <w:rPr>
+                <w:rFonts w:ascii="Times New Roman" w:eastAsia="Calibri" w:hAnsi="Times New Roman" w:cs="Times New Roman"/>
+                <w:sz w:val="24"/>
+                <w:szCs w:val="24"/>
+              </w:rPr>
+              <w:t>Bán buôn các loại ống làm nhiệt,bát nhiệt.</w:t>
+            </w:r>
+          </w:p>
+          <w:p>
+            <w:pPr>
+              <w:numPr>
+                <w:ilvl w:val="0"/>
+                <w:numId w:val="2"/>
+              </w:numPr>
+              <w:spacing w:after="80" w:line="300" w:lineRule="auto"/>
+              <w:contextualSpacing/>
+              <w:rPr>
+                <w:rFonts w:ascii="Times New Roman" w:hAnsi="Times New Roman" w:cs="Times New Roman"/>
+                <w:sz w:val="24"/>
+                <w:szCs w:val="24"/>
+              </w:rPr>
+            </w:pPr>
+            <w:r>
+              <w:rPr>
+                <w:rFonts w:ascii="Times New Roman" w:eastAsia="Calibri" w:hAnsi="Times New Roman" w:cs="Times New Roman"/>
+                <w:sz w:val="24"/>
+                <w:szCs w:val="24"/>
+              </w:rPr>
+              <w:t>Bán buôn các loại băng chuyền,bàn in…</w:t>
+            </w:r>
+          </w:p>
+          <w:p>
+            <w:pPr>
+              <w:numPr>
+                <w:ilvl w:val="0"/>
+                <w:numId w:val="2"/>
+              </w:numPr>
+              <w:spacing w:after="80" w:line="300" w:lineRule="auto"/>
+              <w:contextualSpacing/>
+              <w:rPr>
+                <w:rFonts w:ascii="Times New Roman" w:hAnsi="Times New Roman" w:cs="Times New Roman"/>
+                <w:sz w:val="24"/>
+                <w:szCs w:val="24"/>
+              </w:rPr>
+            </w:pPr>
+            <w:r>
+              <w:rPr>
+                <w:rFonts w:ascii="Times New Roman" w:eastAsia="Calibri" w:hAnsi="Times New Roman" w:cs="Times New Roman"/>
+                <w:sz w:val="24"/>
+                <w:szCs w:val="24"/>
+              </w:rPr>
+              <w:t>Bán buôn phụ kiện nén khí</w:t>
+            </w:r>
+          </w:p>
+          <w:p>
+            <w:pPr>
+              <w:numPr>
+                <w:ilvl w:val="0"/>
+                <w:numId w:val="2"/>
+              </w:numPr>
+              <w:spacing w:after="80" w:line="300" w:lineRule="auto"/>
+              <w:contextualSpacing/>
+              <w:rPr>
+                <w:rFonts w:ascii="Times New Roman" w:hAnsi="Times New Roman" w:cs="Times New Roman"/>
+                <w:sz w:val="24"/>
+                <w:szCs w:val="24"/>
+              </w:rPr>
+            </w:pPr>
+            <w:r>
+              <w:rPr>
+                <w:rFonts w:ascii="Times New Roman" w:eastAsia="Calibri" w:hAnsi="Times New Roman" w:cs="Times New Roman"/>
+                <w:sz w:val="24"/>
+                <w:szCs w:val="24"/>
+              </w:rPr>
+              <w:t>Bán buôn các loại đá mài kim cương</w:t>
+            </w:r>
+          </w:p>
+          <w:p>
+            <w:pPr>
+              <w:numPr>
+                <w:ilvl w:val="0"/>
+                <w:numId w:val="2"/>
+              </w:numPr>
+              <w:spacing w:after="80" w:line="300" w:lineRule="auto"/>
+              <w:contextualSpacing/>
+              <w:rPr>
+                <w:rFonts w:ascii="Times New Roman" w:hAnsi="Times New Roman" w:cs="Times New Roman"/>
+                <w:sz w:val="24"/>
+                <w:szCs w:val="24"/>
+              </w:rPr>
+            </w:pPr>
+            <w:r>
+              <w:rPr>
+                <w:rFonts w:ascii="Times New Roman" w:eastAsia="Calibri" w:hAnsi="Times New Roman" w:cs="Times New Roman"/>
+                <w:sz w:val="24"/>
+                <w:szCs w:val="24"/>
+              </w:rPr>
+              <w:t>Bán buôn khung nhôm cửa kính .</w:t>
+            </w:r>
+          </w:p>
+          <w:p>
+            <w:pPr>
+              <w:numPr>
+                <w:ilvl w:val="0"/>
+                <w:numId w:val="2"/>
+              </w:numPr>
+              <w:spacing w:after="80" w:line="300" w:lineRule="auto"/>
+              <w:contextualSpacing/>
+              <w:rPr>
+                <w:rFonts w:ascii="Times New Roman" w:hAnsi="Times New Roman" w:cs="Times New Roman"/>
+                <w:sz w:val="24"/>
+                <w:szCs w:val="24"/>
+              </w:rPr>
+            </w:pPr>
+            <w:r>
+              <w:rPr>
+                <w:rFonts w:ascii="Times New Roman" w:eastAsia="Calibri" w:hAnsi="Times New Roman" w:cs="Times New Roman"/>
+                <w:sz w:val="24"/>
+                <w:szCs w:val="24"/>
+              </w:rPr>
+              <w:t>Bán buôn các phụ liệu ngành may mặc và giày dép.</w:t>
+            </w:r>
+          </w:p>
+          <w:p>
+            <w:pPr>
+              <w:numPr>
+                <w:ilvl w:val="0"/>
+                <w:numId w:val="2"/>
+              </w:numPr>
+              <w:spacing w:after="80" w:line="300" w:lineRule="auto"/>
+              <w:contextualSpacing/>
+              <w:rPr>
+                <w:rFonts w:ascii="Times New Roman" w:hAnsi="Times New Roman" w:cs="Times New Roman"/>
+                <w:sz w:val="24"/>
+                <w:szCs w:val="24"/>
+              </w:rPr>
+            </w:pPr>
+            <w:r>
+              <w:rPr>
+                <w:rFonts w:ascii="Times New Roman" w:eastAsia="Calibri" w:hAnsi="Times New Roman" w:cs="Times New Roman"/>
+                <w:sz w:val="24"/>
+                <w:szCs w:val="24"/>
+              </w:rPr>
+              <w:t>Bán buôn đồ bảo hộ lao động ,găng tay.</w:t>
+            </w:r>
+          </w:p>
+          <w:p>
+            <w:pPr>
+              <w:numPr>
+                <w:ilvl w:val="0"/>
+                <w:numId w:val="2"/>
+              </w:numPr>
+              <w:spacing w:after="80" w:line="300" w:lineRule="auto"/>
+              <w:contextualSpacing/>
+              <w:rPr>
+                <w:rFonts w:ascii="Times New Roman" w:hAnsi="Times New Roman" w:cs="Times New Roman"/>
+                <w:sz w:val="24"/>
+                <w:szCs w:val="24"/>
+              </w:rPr>
+            </w:pPr>
+            <w:r>
+              <w:rPr>
+                <w:rFonts w:ascii="Times New Roman" w:eastAsia="Calibri" w:hAnsi="Times New Roman" w:cs="Times New Roman"/>
+                <w:sz w:val="24"/>
+                <w:szCs w:val="24"/>
+              </w:rPr>
+              <w:t>Bán buôn các loại vải da dùng trong ngành giày.</w:t>
+            </w:r>
+          </w:p>
+          <w:p>
+            <w:pPr>
+              <w:numPr>
+                <w:ilvl w:val="0"/>
+                <w:numId w:val="2"/>
+              </w:numPr>
+              <w:spacing w:after="80" w:line="300" w:lineRule="auto"/>
+              <w:contextualSpacing/>
+              <w:rPr>
+                <w:rFonts w:ascii="Times New Roman" w:hAnsi="Times New Roman" w:cs="Times New Roman"/>
+                <w:sz w:val="24"/>
+                <w:szCs w:val="24"/>
+              </w:rPr>
+            </w:pPr>
+            <w:r>
+              <w:rPr>
+                <w:rFonts w:ascii="Times New Roman" w:eastAsia="Calibri" w:hAnsi="Times New Roman" w:cs="Times New Roman"/>
+                <w:sz w:val="24"/>
+                <w:szCs w:val="24"/>
+              </w:rPr>
+              <w:lastRenderedPageBreak/>
+              <w:t>Bán buôn hoá chất sử dụng trong lĩnh vực công nghiệp,chất dẻo dạng nguyên sinh ,bao bì nhựa PVC,PE,PP,giấy nhám,băng keo,keo dán giấy ,dây điện</w:t>
+            </w:r>
+          </w:p>
+        </w:tc>
+        <w:tc>
+          <w:tcPr>
+            <w:tcW w:w="1240" w:type="dxa"/>
+            <w:tcMar>
+              <w:top w:w="80" w:type="dxa"/>
+              <w:left w:w="120" w:type="dxa"/>
+              <w:bottom w:w="80" w:type="dxa"/>
+              <w:right w:w="120" w:type="dxa"/>
+            </w:tcMar>
+            <w:vAlign w:val="center"/>
+          </w:tcPr>
+          <w:p>
+            <w:pPr>
+              <w:spacing w:line="252" w:lineRule="auto"/>
+              <w:jc w:val="center"/>
+              <w:rPr>
+                <w:rFonts w:ascii="Times New Roman" w:hAnsi="Times New Roman" w:cs="Times New Roman"/>
+                <w:sz w:val="24"/>
+                <w:szCs w:val="24"/>
+              </w:rPr>
+            </w:pPr>
+          </w:p>
         </w:tc>
       </w:tr>
       <w:tr>
-        <w:trPr>
-          <w:jc w:val="center"/>
-        </w:trPr>
-        <w:tc>
-          <w:tcPr>
-            <w:tcW w:w="754" w:type="dxa"/>
-          </w:tcPr>
-          <w:p>
-            <w:pPr>
-              <w:rPr>
-                <w:rFonts w:ascii="Times New Roman" w:hAnsi="Times New Roman"/>
-              </w:rPr>
-            </w:pPr>
-            <w:r>
+        <w:tc>
+          <w:tcPr>
+            <w:tcW w:w="600" w:type="dxa"/>
+            <w:tcMar>
+              <w:top w:w="80" w:type="dxa"/>
+              <w:left w:w="120" w:type="dxa"/>
+              <w:bottom w:w="80" w:type="dxa"/>
+              <w:right w:w="120" w:type="dxa"/>
+            </w:tcMar>
+            <w:vAlign w:val="center"/>
+          </w:tcPr>
+          <w:p>
+            <w:pPr>
+              <w:spacing w:line="252" w:lineRule="auto"/>
+              <w:jc w:val="center"/>
+              <w:rPr>
+                <w:rFonts w:ascii="Times New Roman" w:hAnsi="Times New Roman" w:cs="Times New Roman"/>
+                <w:sz w:val="24"/>
+                <w:szCs w:val="24"/>
+              </w:rPr>
+            </w:pPr>
+            <w:r>
+              <w:rPr>
+                <w:rFonts w:ascii="Times New Roman" w:eastAsia="Calibri" w:hAnsi="Times New Roman" w:cs="Times New Roman"/>
+                <w:sz w:val="24"/>
+                <w:szCs w:val="24"/>
+              </w:rPr>
               <w:t>11</w:t>
             </w:r>
           </w:p>
         </w:tc>
         <w:tc>
           <w:tcPr>
-            <w:tcW w:w="1195" w:type="dxa"/>
-          </w:tcPr>
-          <w:p>
-            <w:pPr>
-              <w:rPr>
-                <w:rFonts w:ascii="Times New Roman" w:hAnsi="Times New Roman"/>
-              </w:rPr>
-            </w:pPr>
-            <w:r>
-              <w:t>4634</w:t>
-            </w:r>
-          </w:p>
-        </w:tc>
-        <w:tc>
-          <w:tcPr>
-            <w:tcW w:w="5892" w:type="dxa"/>
-          </w:tcPr>
-          <w:p>
-            <w:pPr>
-              <w:rPr>
-                <w:rFonts w:ascii="Times New Roman" w:hAnsi="Times New Roman"/>
-                <w:sz w:val="26"/>
-                <w:szCs w:val="26"/>
-              </w:rPr>
-            </w:pPr>
-            <w:r>
-              <w:t>Bán buôn sản phẩm thuốc lá, thuốc lào</w:t>
-            </w:r>
-          </w:p>
-        </w:tc>
-        <w:tc>
-          <w:tcPr>
-            <w:tcW w:w="1787" w:type="dxa"/>
+            <w:tcW w:w="1100" w:type="dxa"/>
+            <w:tcMar>
+              <w:top w:w="80" w:type="dxa"/>
+              <w:left w:w="120" w:type="dxa"/>
+              <w:bottom w:w="80" w:type="dxa"/>
+              <w:right w:w="120" w:type="dxa"/>
+            </w:tcMar>
             <w:vAlign w:val="center"/>
           </w:tcPr>
-          <w:p/>
+          <w:p>
+            <w:pPr>
+              <w:spacing w:line="252" w:lineRule="auto"/>
+              <w:jc w:val="center"/>
+              <w:rPr>
+                <w:rFonts w:ascii="Times New Roman" w:hAnsi="Times New Roman" w:cs="Times New Roman"/>
+                <w:sz w:val="24"/>
+                <w:szCs w:val="24"/>
+              </w:rPr>
+            </w:pPr>
+            <w:r>
+              <w:rPr>
+                <w:rFonts w:ascii="Times New Roman" w:eastAsia="Calibri" w:hAnsi="Times New Roman" w:cs="Times New Roman"/>
+                <w:sz w:val="24"/>
+                <w:szCs w:val="24"/>
+              </w:rPr>
+              <w:t>8299</w:t>
+            </w:r>
+          </w:p>
+        </w:tc>
+        <w:tc>
+          <w:tcPr>
+            <w:tcW w:w="6420" w:type="dxa"/>
+            <w:tcMar>
+              <w:top w:w="80" w:type="dxa"/>
+              <w:left w:w="120" w:type="dxa"/>
+              <w:bottom w:w="80" w:type="dxa"/>
+              <w:right w:w="120" w:type="dxa"/>
+            </w:tcMar>
+          </w:tcPr>
+          <w:p>
+            <w:pPr>
+              <w:spacing w:after="40" w:line="276" w:lineRule="auto"/>
+              <w:rPr>
+                <w:rFonts w:ascii="Times New Roman" w:hAnsi="Times New Roman" w:cs="Times New Roman"/>
+                <w:sz w:val="24"/>
+                <w:szCs w:val="24"/>
+              </w:rPr>
+            </w:pPr>
+            <w:r>
+              <w:rPr>
+                <w:rFonts w:ascii="Times New Roman" w:eastAsia="Calibri" w:hAnsi="Times New Roman" w:cs="Times New Roman"/>
+                <w:b/>
+                <w:sz w:val="24"/>
+                <w:szCs w:val="24"/>
+              </w:rPr>
+              <w:t>Hoạt động dịch vụ hỗ trợ kinh doanh khác còn lại chưa được phân vào đâu</w:t>
+            </w:r>
+          </w:p>
+        </w:tc>
+        <w:tc>
+          <w:tcPr>
+            <w:tcW w:w="1240" w:type="dxa"/>
+            <w:tcMar>
+              <w:top w:w="80" w:type="dxa"/>
+              <w:left w:w="120" w:type="dxa"/>
+              <w:bottom w:w="80" w:type="dxa"/>
+              <w:right w:w="120" w:type="dxa"/>
+            </w:tcMar>
+            <w:vAlign w:val="center"/>
+          </w:tcPr>
+          <w:p>
+            <w:pPr>
+              <w:spacing w:line="252" w:lineRule="auto"/>
+              <w:jc w:val="center"/>
+              <w:rPr>
+                <w:rFonts w:ascii="Times New Roman" w:hAnsi="Times New Roman" w:cs="Times New Roman"/>
+                <w:sz w:val="24"/>
+                <w:szCs w:val="24"/>
+              </w:rPr>
+            </w:pPr>
+          </w:p>
         </w:tc>
       </w:tr>
     </w:tbl>
@@ -7186,7 +8526,6 @@
           <w:szCs w:val="26"/>
           <w:lang w:eastAsia="zh-CN"/>
         </w:rPr>
-        <w:lastRenderedPageBreak/>
         <w:t>5. Chủ sở hữu:</w:t>
       </w:r>
     </w:p>
@@ -8025,6 +9364,7 @@
           <w:szCs w:val="26"/>
           <w:lang w:val="fr-FR" w:eastAsia="zh-CN"/>
         </w:rPr>
+        <w:lastRenderedPageBreak/>
         <w:t>- Thông tin về Giấy chứng nhận đăng ký đầu tư (</w:t>
       </w:r>
       <w:r>
@@ -8470,7 +9810,6 @@
           <w:sz w:val="26"/>
           <w:szCs w:val="26"/>
         </w:rPr>
-        <w:lastRenderedPageBreak/>
         <w:t>Tỉnh/Thành phố trực thuộc trung ương: ………………………………</w:t>
       </w:r>
     </w:p>
@@ -13024,6 +14363,14 @@
           <w:szCs w:val="26"/>
         </w:rPr>
         <w:t xml:space="preserve">Số định danh cá nhân: </w:t>
+      </w:r>
+      <w:r>
+        <w:rPr>
+          <w:rFonts w:ascii="Times New Roman" w:eastAsia="Times New Roman" w:hAnsi="Times New Roman" w:cs="Times New Roman"/>
+          <w:sz w:val="26"/>
+          <w:szCs w:val="26"/>
+        </w:rPr>
+        <w:t>279177900197</w:t>
       </w:r>
     </w:p>
     <w:p>
@@ -18746,8 +20093,123 @@
       </w:pPr>
     </w:lvl>
   </w:abstractNum>
+  <w:abstractNum w:abstractNumId="1" w15:restartNumberingAfterBreak="0">
+    <w:nsid w:val="5D833B57"/>
+    <w:multiLevelType w:val="hybridMultilevel"/>
+    <w:tmpl w:val="7C9CEB22"/>
+    <w:lvl w:ilvl="0" w:tplc="0E289188">
+      <w:numFmt w:val="bullet"/>
+      <w:lvlText w:val="-"/>
+      <w:lvlJc w:val="left"/>
+      <w:pPr>
+        <w:ind w:left="900" w:hanging="360"/>
+      </w:pPr>
+      <w:rPr>
+        <w:rFonts w:ascii="Times New Roman" w:eastAsia="Calibri" w:hAnsi="Times New Roman" w:cs="Times New Roman" w:hint="default"/>
+      </w:rPr>
+    </w:lvl>
+    <w:lvl w:ilvl="1" w:tplc="04090003" w:tentative="1">
+      <w:start w:val="1"/>
+      <w:numFmt w:val="bullet"/>
+      <w:lvlText w:val="o"/>
+      <w:lvlJc w:val="left"/>
+      <w:pPr>
+        <w:ind w:left="1620" w:hanging="360"/>
+      </w:pPr>
+      <w:rPr>
+        <w:rFonts w:ascii="Courier New" w:hAnsi="Courier New" w:cs="Courier New" w:hint="default"/>
+      </w:rPr>
+    </w:lvl>
+    <w:lvl w:ilvl="2" w:tplc="04090005" w:tentative="1">
+      <w:start w:val="1"/>
+      <w:numFmt w:val="bullet"/>
+      <w:lvlText w:val=""/>
+      <w:lvlJc w:val="left"/>
+      <w:pPr>
+        <w:ind w:left="2340" w:hanging="360"/>
+      </w:pPr>
+      <w:rPr>
+        <w:rFonts w:ascii="Wingdings" w:hAnsi="Wingdings" w:hint="default"/>
+      </w:rPr>
+    </w:lvl>
+    <w:lvl w:ilvl="3" w:tplc="04090001" w:tentative="1">
+      <w:start w:val="1"/>
+      <w:numFmt w:val="bullet"/>
+      <w:lvlText w:val=""/>
+      <w:lvlJc w:val="left"/>
+      <w:pPr>
+        <w:ind w:left="3060" w:hanging="360"/>
+      </w:pPr>
+      <w:rPr>
+        <w:rFonts w:ascii="Symbol" w:hAnsi="Symbol" w:hint="default"/>
+      </w:rPr>
+    </w:lvl>
+    <w:lvl w:ilvl="4" w:tplc="04090003" w:tentative="1">
+      <w:start w:val="1"/>
+      <w:numFmt w:val="bullet"/>
+      <w:lvlText w:val="o"/>
+      <w:lvlJc w:val="left"/>
+      <w:pPr>
+        <w:ind w:left="3780" w:hanging="360"/>
+      </w:pPr>
+      <w:rPr>
+        <w:rFonts w:ascii="Courier New" w:hAnsi="Courier New" w:cs="Courier New" w:hint="default"/>
+      </w:rPr>
+    </w:lvl>
+    <w:lvl w:ilvl="5" w:tplc="04090005" w:tentative="1">
+      <w:start w:val="1"/>
+      <w:numFmt w:val="bullet"/>
+      <w:lvlText w:val=""/>
+      <w:lvlJc w:val="left"/>
+      <w:pPr>
+        <w:ind w:left="4500" w:hanging="360"/>
+      </w:pPr>
+      <w:rPr>
+        <w:rFonts w:ascii="Wingdings" w:hAnsi="Wingdings" w:hint="default"/>
+      </w:rPr>
+    </w:lvl>
+    <w:lvl w:ilvl="6" w:tplc="04090001" w:tentative="1">
+      <w:start w:val="1"/>
+      <w:numFmt w:val="bullet"/>
+      <w:lvlText w:val=""/>
+      <w:lvlJc w:val="left"/>
+      <w:pPr>
+        <w:ind w:left="5220" w:hanging="360"/>
+      </w:pPr>
+      <w:rPr>
+        <w:rFonts w:ascii="Symbol" w:hAnsi="Symbol" w:hint="default"/>
+      </w:rPr>
+    </w:lvl>
+    <w:lvl w:ilvl="7" w:tplc="04090003" w:tentative="1">
+      <w:start w:val="1"/>
+      <w:numFmt w:val="bullet"/>
+      <w:lvlText w:val="o"/>
+      <w:lvlJc w:val="left"/>
+      <w:pPr>
+        <w:ind w:left="5940" w:hanging="360"/>
+      </w:pPr>
+      <w:rPr>
+        <w:rFonts w:ascii="Courier New" w:hAnsi="Courier New" w:cs="Courier New" w:hint="default"/>
+      </w:rPr>
+    </w:lvl>
+    <w:lvl w:ilvl="8" w:tplc="04090005" w:tentative="1">
+      <w:start w:val="1"/>
+      <w:numFmt w:val="bullet"/>
+      <w:lvlText w:val=""/>
+      <w:lvlJc w:val="left"/>
+      <w:pPr>
+        <w:ind w:left="6660" w:hanging="360"/>
+      </w:pPr>
+      <w:rPr>
+        <w:rFonts w:ascii="Wingdings" w:hAnsi="Wingdings" w:hint="default"/>
+      </w:rPr>
+    </w:lvl>
+  </w:abstractNum>
   <w:num w:numId="1">
     <w:abstractNumId w:val="0"/>
+  </w:num>
+  <w:num w:numId="2">
+    <w:abstractNumId w:val="1"/>
   </w:num>
 </w:numbering>
 </file>
@@ -19365,6 +20827,29 @@
       </w:tblBorders>
     </w:tblPr>
   </w:style>
+  <w:style w:type="table" w:customStyle="1" w:styleId="TableGrid3">
+    <w:name w:val="Table Grid3"/>
+    <w:basedOn w:val="TableNormal"/>
+    <w:next w:val="TableGrid"/>
+    <w:uiPriority w:val="59"/>
+    <w:rsid w:val="00FC601C"/>
+    <w:pPr>
+      <w:spacing w:after="0" w:line="240" w:lineRule="auto"/>
+    </w:pPr>
+    <w:rPr>
+      <w:rFonts w:eastAsia="MS Mincho"/>
+    </w:rPr>
+    <w:tblPr>
+      <w:tblBorders>
+        <w:top w:val="single" w:sz="4" w:space="0" w:color="auto"/>
+        <w:left w:val="single" w:sz="4" w:space="0" w:color="auto"/>
+        <w:bottom w:val="single" w:sz="4" w:space="0" w:color="auto"/>
+        <w:right w:val="single" w:sz="4" w:space="0" w:color="auto"/>
+        <w:insideH w:val="single" w:sz="4" w:space="0" w:color="auto"/>
+        <w:insideV w:val="single" w:sz="4" w:space="0" w:color="auto"/>
+      </w:tblBorders>
+    </w:tblPr>
+  </w:style>
 </w:styles>
 </file>
 
